--- a/doc/miguelabela_swd63a_milestone_01.docx
+++ b/doc/miguelabela_swd63a_milestone_01.docx
@@ -32,6 +32,7 @@
     </w:p>
     <w:p>
       <w:pPr>
+        <w:spacing w:line="360" w:lineRule="auto"/>
         <w:jc w:val="both"/>
         <w:rPr>
           <w:lang w:val="en-US"/>
@@ -140,1275 +141,1343 @@
           <w:lang w:val="en-US"/>
         </w:rPr>
         <w:t xml:space="preserve"> (e.g., pace, heart rate). This, in turn, helps individuals achieve a target performance, either during training or a race.</w:t>
+      </w:r>
+    </w:p>
+    <w:p>
+      <w:pPr>
+        <w:spacing w:line="360" w:lineRule="auto"/>
+        <w:jc w:val="both"/>
+        <w:rPr>
+          <w:lang w:val="en-US"/>
+        </w:rPr>
+      </w:pPr>
+      <w:r>
+        <w:rPr>
+          <w:lang w:val="en-US"/>
+        </w:rPr>
+        <w:t>Predicting</w:t>
+      </w:r>
+      <w:r>
+        <w:rPr>
+          <w:lang w:val="en-US"/>
+        </w:rPr>
+        <w:t xml:space="preserve"> </w:t>
+      </w:r>
+      <w:r>
+        <w:rPr>
+          <w:lang w:val="en-US"/>
+        </w:rPr>
+        <w:t xml:space="preserve">a </w:t>
+      </w:r>
+      <w:r>
+        <w:rPr>
+          <w:lang w:val="en-US"/>
+        </w:rPr>
+        <w:t>marathon race time (MRT</w:t>
+      </w:r>
+      <w:r>
+        <w:rPr>
+          <w:lang w:val="en-US"/>
+        </w:rPr>
+        <w:t xml:space="preserve">) is </w:t>
+      </w:r>
+      <w:r>
+        <w:rPr>
+          <w:lang w:val="en-US"/>
+        </w:rPr>
+        <w:t>highly important</w:t>
+      </w:r>
+      <w:r>
+        <w:rPr>
+          <w:lang w:val="en-US"/>
+        </w:rPr>
+        <w:t xml:space="preserve"> and provides various entities with </w:t>
+      </w:r>
+      <w:r>
+        <w:rPr>
+          <w:lang w:val="en-US"/>
+        </w:rPr>
+        <w:t>insightful</w:t>
+      </w:r>
+      <w:r>
+        <w:rPr>
+          <w:lang w:val="en-US"/>
+        </w:rPr>
+        <w:t xml:space="preserve"> information,</w:t>
+      </w:r>
+      <w:r>
+        <w:rPr>
+          <w:lang w:val="en-US"/>
+        </w:rPr>
+        <w:t xml:space="preserve"> but some researchers [2][5][7]</w:t>
+      </w:r>
+      <w:r>
+        <w:rPr>
+          <w:lang w:val="en-US"/>
+        </w:rPr>
+        <w:t xml:space="preserve"> considered</w:t>
+      </w:r>
+      <w:r>
+        <w:rPr>
+          <w:lang w:val="en-US"/>
+        </w:rPr>
+        <w:t xml:space="preserve"> it</w:t>
+      </w:r>
+      <w:r>
+        <w:rPr>
+          <w:lang w:val="en-US"/>
+        </w:rPr>
+        <w:t xml:space="preserve"> </w:t>
+      </w:r>
+      <w:r>
+        <w:rPr>
+          <w:lang w:val="en-US"/>
+        </w:rPr>
+        <w:t>a difficult task</w:t>
+      </w:r>
+      <w:r>
+        <w:rPr>
+          <w:lang w:val="en-US"/>
+        </w:rPr>
+        <w:t xml:space="preserve">. </w:t>
+      </w:r>
+      <w:r>
+        <w:rPr>
+          <w:lang w:val="en-US"/>
+        </w:rPr>
+        <w:t>Amongst others, t</w:t>
+      </w:r>
+      <w:r>
+        <w:rPr>
+          <w:lang w:val="en-US"/>
+        </w:rPr>
+        <w:t xml:space="preserve">he underlying reasons </w:t>
+      </w:r>
+      <w:r>
+        <w:rPr>
+          <w:lang w:val="en-US"/>
+        </w:rPr>
+        <w:t>point toward</w:t>
+      </w:r>
+      <w:r>
+        <w:rPr>
+          <w:lang w:val="en-US"/>
+        </w:rPr>
+        <w:t xml:space="preserve"> the complexity of the sport itself</w:t>
+      </w:r>
+      <w:r>
+        <w:rPr>
+          <w:lang w:val="en-US"/>
+        </w:rPr>
+        <w:t xml:space="preserve">, including the </w:t>
+      </w:r>
+      <w:r>
+        <w:rPr>
+          <w:lang w:val="en-US"/>
+        </w:rPr>
+        <w:t xml:space="preserve">event landscape, unpredictable environmental conditions, different runner biometrics [7], </w:t>
+      </w:r>
+      <w:r>
+        <w:rPr>
+          <w:lang w:val="en-US"/>
+        </w:rPr>
+        <w:t>and different tracking devices [5].</w:t>
+      </w:r>
+      <w:r>
+        <w:rPr>
+          <w:lang w:val="en-US"/>
+        </w:rPr>
+        <w:t xml:space="preserve"> This led to the introduction of machine learning (ML)</w:t>
+      </w:r>
+      <w:r>
+        <w:rPr>
+          <w:lang w:val="en-US"/>
+        </w:rPr>
+        <w:t xml:space="preserve"> </w:t>
+      </w:r>
+      <w:r>
+        <w:rPr>
+          <w:lang w:val="en-US"/>
+        </w:rPr>
+        <w:t>to</w:t>
+      </w:r>
+      <w:r>
+        <w:rPr>
+          <w:lang w:val="en-US"/>
+        </w:rPr>
+        <w:t xml:space="preserve"> improve accuracy</w:t>
+      </w:r>
+      <w:r>
+        <w:rPr>
+          <w:lang w:val="en-US"/>
+        </w:rPr>
+        <w:t xml:space="preserve">, </w:t>
+      </w:r>
+      <w:r>
+        <w:rPr>
+          <w:lang w:val="en-US"/>
+        </w:rPr>
+        <w:t xml:space="preserve">including </w:t>
+      </w:r>
+      <w:r>
+        <w:rPr>
+          <w:lang w:val="en-US"/>
+        </w:rPr>
+        <w:t>tree</w:t>
+      </w:r>
+      <w:r>
+        <w:rPr>
+          <w:lang w:val="en-US"/>
+        </w:rPr>
+        <w:t>-based algorithms (supervised), clustering (unsupervised), and time</w:t>
+      </w:r>
+      <w:r>
+        <w:rPr>
+          <w:lang w:val="en-US"/>
+        </w:rPr>
+        <w:t>-</w:t>
+      </w:r>
+      <w:r>
+        <w:rPr>
+          <w:lang w:val="en-US"/>
+        </w:rPr>
+        <w:t>series</w:t>
+      </w:r>
+      <w:r>
+        <w:rPr>
+          <w:lang w:val="en-US"/>
+        </w:rPr>
+        <w:t xml:space="preserve"> </w:t>
+      </w:r>
+      <w:r>
+        <w:rPr>
+          <w:lang w:val="en-US"/>
+        </w:rPr>
+        <w:t>algorithms.</w:t>
+      </w:r>
+    </w:p>
+    <w:p>
+      <w:pPr>
+        <w:spacing w:line="360" w:lineRule="auto"/>
+        <w:jc w:val="both"/>
+        <w:rPr>
+          <w:lang w:val="en-US"/>
+        </w:rPr>
+      </w:pPr>
+      <w:r>
+        <w:rPr>
+          <w:lang w:val="en-US"/>
+        </w:rPr>
+        <w:t xml:space="preserve">The purpose of this experimental study is to investigate the use of </w:t>
+      </w:r>
+      <w:r>
+        <w:rPr>
+          <w:lang w:val="en-US"/>
+        </w:rPr>
+        <w:t>tree</w:t>
+      </w:r>
+      <w:r>
+        <w:rPr>
+          <w:lang w:val="en-US"/>
+        </w:rPr>
+        <w:t xml:space="preserve">-based ML </w:t>
+      </w:r>
+      <w:r>
+        <w:rPr>
+          <w:lang w:val="en-US"/>
+        </w:rPr>
+        <w:t>models</w:t>
+      </w:r>
+      <w:r>
+        <w:rPr>
+          <w:lang w:val="en-US"/>
+        </w:rPr>
+        <w:t xml:space="preserve"> </w:t>
+      </w:r>
+      <w:r>
+        <w:rPr>
+          <w:lang w:val="en-US"/>
+        </w:rPr>
+        <w:t>to</w:t>
+      </w:r>
+      <w:r>
+        <w:rPr>
+          <w:lang w:val="en-US"/>
+        </w:rPr>
+        <w:t xml:space="preserve"> </w:t>
+      </w:r>
+      <w:r>
+        <w:rPr>
+          <w:lang w:val="en-US"/>
+        </w:rPr>
+        <w:t>predict</w:t>
+      </w:r>
+      <w:r>
+        <w:rPr>
+          <w:lang w:val="en-US"/>
+        </w:rPr>
+        <w:t xml:space="preserve"> </w:t>
+      </w:r>
+      <w:r>
+        <w:rPr>
+          <w:lang w:val="en-US"/>
+        </w:rPr>
+        <w:t>an athlete's MRT</w:t>
+      </w:r>
+      <w:r>
+        <w:rPr>
+          <w:lang w:val="en-US"/>
+        </w:rPr>
+        <w:t xml:space="preserve"> and subsequently </w:t>
+      </w:r>
+      <w:r>
+        <w:rPr>
+          <w:lang w:val="en-US"/>
+        </w:rPr>
+        <w:t>evaluate</w:t>
+      </w:r>
+      <w:r>
+        <w:rPr>
+          <w:lang w:val="en-US"/>
+        </w:rPr>
+        <w:t xml:space="preserve"> t</w:t>
+      </w:r>
+      <w:r>
+        <w:rPr>
+          <w:lang w:val="en-US"/>
+        </w:rPr>
+        <w:t xml:space="preserve">he comparative </w:t>
+      </w:r>
+      <w:r>
+        <w:rPr>
+          <w:lang w:val="en-US"/>
+        </w:rPr>
+        <w:t xml:space="preserve">predictive </w:t>
+      </w:r>
+      <w:r>
+        <w:rPr>
+          <w:lang w:val="en-US"/>
+        </w:rPr>
+        <w:t xml:space="preserve">accuracy </w:t>
+      </w:r>
+      <w:r>
+        <w:rPr>
+          <w:lang w:val="en-US"/>
+        </w:rPr>
+        <w:t>of</w:t>
+      </w:r>
+      <w:r>
+        <w:rPr>
+          <w:lang w:val="en-US"/>
+        </w:rPr>
+        <w:t xml:space="preserve"> a standalone Decision Tree (DT) and a Random Forest (RF) ensemble</w:t>
+      </w:r>
+      <w:r>
+        <w:rPr>
+          <w:lang w:val="en-US"/>
+        </w:rPr>
+        <w:t xml:space="preserve"> </w:t>
+      </w:r>
+      <w:r>
+        <w:rPr>
+          <w:lang w:val="en-US"/>
+        </w:rPr>
+        <w:t>across</w:t>
+      </w:r>
+      <w:r>
+        <w:rPr>
+          <w:lang w:val="en-US"/>
+        </w:rPr>
+        <w:t xml:space="preserve"> </w:t>
+      </w:r>
+      <w:r>
+        <w:rPr>
+          <w:lang w:val="en-US"/>
+        </w:rPr>
+        <w:t>diverse</w:t>
+      </w:r>
+      <w:r>
+        <w:rPr>
+          <w:lang w:val="en-US"/>
+        </w:rPr>
+        <w:t xml:space="preserve"> </w:t>
+      </w:r>
+      <w:r>
+        <w:rPr>
+          <w:lang w:val="en-US"/>
+        </w:rPr>
+        <w:t>historical data</w:t>
+      </w:r>
+      <w:r>
+        <w:rPr>
+          <w:lang w:val="en-US"/>
+        </w:rPr>
+        <w:t>.</w:t>
+      </w:r>
+      <w:r>
+        <w:rPr>
+          <w:lang w:val="en-US"/>
+        </w:rPr>
+        <w:t xml:space="preserve"> The dependent variable of this study </w:t>
+      </w:r>
+      <w:r>
+        <w:rPr>
+          <w:lang w:val="en-US"/>
+        </w:rPr>
+        <w:t xml:space="preserve">is </w:t>
+      </w:r>
+      <w:r>
+        <w:rPr>
+          <w:lang w:val="en-US"/>
+        </w:rPr>
+        <w:t>the predictive accuracy of the ML algorithms in estimating the continuous MRT value</w:t>
+      </w:r>
+      <w:r>
+        <w:rPr>
+          <w:lang w:val="en-US"/>
+        </w:rPr>
+        <w:t xml:space="preserve">, </w:t>
+      </w:r>
+      <w:r>
+        <w:rPr>
+          <w:lang w:val="en-US"/>
+        </w:rPr>
+        <w:t xml:space="preserve">whilst the independent variables </w:t>
+      </w:r>
+      <w:r>
+        <w:rPr>
+          <w:lang w:val="en-US"/>
+        </w:rPr>
+        <w:t xml:space="preserve">will be </w:t>
+      </w:r>
+      <w:r>
+        <w:rPr>
+          <w:lang w:val="en-US"/>
+        </w:rPr>
+        <w:t xml:space="preserve">the dataset and </w:t>
+      </w:r>
+      <w:r>
+        <w:rPr>
+          <w:lang w:val="en-US"/>
+        </w:rPr>
+        <w:t xml:space="preserve">the </w:t>
+      </w:r>
+      <w:r>
+        <w:rPr>
+          <w:lang w:val="en-US"/>
+        </w:rPr>
+        <w:t>model</w:t>
+      </w:r>
+      <w:r>
+        <w:rPr>
+          <w:lang w:val="en-US"/>
+        </w:rPr>
+        <w:t xml:space="preserve"> type</w:t>
+      </w:r>
+      <w:r>
+        <w:rPr>
+          <w:lang w:val="en-US"/>
+        </w:rPr>
+        <w:t xml:space="preserve"> (DT against RF)</w:t>
+      </w:r>
+      <w:r>
+        <w:rPr>
+          <w:lang w:val="en-US"/>
+        </w:rPr>
+        <w:t xml:space="preserve">. Specifically, </w:t>
+      </w:r>
+      <w:r>
+        <w:rPr>
+          <w:lang w:val="en-US"/>
+        </w:rPr>
+        <w:t>12-week and 16-week training blocks of</w:t>
+      </w:r>
+      <w:r>
+        <w:rPr>
+          <w:lang w:val="en-US"/>
+        </w:rPr>
+        <w:t xml:space="preserve"> </w:t>
+      </w:r>
+      <w:r>
+        <w:rPr>
+          <w:lang w:val="en-US"/>
+        </w:rPr>
+        <w:t xml:space="preserve">historical data </w:t>
+      </w:r>
+      <w:r>
+        <w:rPr>
+          <w:lang w:val="en-US"/>
+        </w:rPr>
+        <w:t>will be aggregated</w:t>
+      </w:r>
+      <w:r>
+        <w:rPr>
+          <w:lang w:val="en-US"/>
+        </w:rPr>
+        <w:t xml:space="preserve"> and used</w:t>
+      </w:r>
+      <w:r>
+        <w:rPr>
+          <w:lang w:val="en-US"/>
+        </w:rPr>
+        <w:t xml:space="preserve"> for each experiment</w:t>
+      </w:r>
+      <w:r>
+        <w:rPr>
+          <w:lang w:val="en-US"/>
+        </w:rPr>
+        <w:t xml:space="preserve">. </w:t>
+      </w:r>
+      <w:r>
+        <w:rPr>
+          <w:lang w:val="en-US"/>
+        </w:rPr>
+        <w:t>Moreover, the</w:t>
+      </w:r>
+      <w:r>
+        <w:rPr>
+          <w:lang w:val="en-US"/>
+        </w:rPr>
+        <w:t xml:space="preserve"> control variables will be </w:t>
+      </w:r>
+      <w:r>
+        <w:rPr>
+          <w:lang w:val="en-US"/>
+        </w:rPr>
+        <w:t>the dataset features, including activity metrics and</w:t>
+      </w:r>
+      <w:r>
+        <w:rPr>
+          <w:lang w:val="en-US"/>
+        </w:rPr>
+        <w:t xml:space="preserve"> </w:t>
+      </w:r>
+      <w:r>
+        <w:rPr>
+          <w:lang w:val="en-US"/>
+        </w:rPr>
+        <w:t xml:space="preserve">demographic information, </w:t>
+      </w:r>
+      <w:r>
+        <w:rPr>
+          <w:lang w:val="en-US"/>
+        </w:rPr>
+        <w:t xml:space="preserve">and the train-test data split strategy, </w:t>
+      </w:r>
+      <w:r>
+        <w:rPr>
+          <w:lang w:val="en-US"/>
+        </w:rPr>
+        <w:t>so that each ML model can make decisions on the same data.</w:t>
+      </w:r>
+      <w:r>
+        <w:rPr>
+          <w:lang w:val="en-US"/>
+        </w:rPr>
+        <w:t xml:space="preserve"> This research does not take into consideration the landscape</w:t>
+      </w:r>
+      <w:r>
+        <w:rPr>
+          <w:lang w:val="en-US"/>
+        </w:rPr>
+        <w:t xml:space="preserve"> or </w:t>
+      </w:r>
+      <w:r>
+        <w:rPr>
+          <w:lang w:val="en-US"/>
+        </w:rPr>
+        <w:t>weather</w:t>
+      </w:r>
+      <w:r>
+        <w:rPr>
+          <w:lang w:val="en-US"/>
+        </w:rPr>
+        <w:t xml:space="preserve"> conditions</w:t>
+      </w:r>
+      <w:r>
+        <w:rPr>
+          <w:lang w:val="en-US"/>
+        </w:rPr>
+        <w:t xml:space="preserve">, </w:t>
+      </w:r>
+      <w:r>
+        <w:rPr>
+          <w:lang w:val="en-US"/>
+        </w:rPr>
+        <w:t>n</w:t>
+      </w:r>
+      <w:r>
+        <w:rPr>
+          <w:lang w:val="en-US"/>
+        </w:rPr>
+        <w:t>or any anthropometric or physiological factors that might alter the result.</w:t>
+      </w:r>
+    </w:p>
+    <w:p>
+      <w:pPr>
+        <w:spacing w:line="360" w:lineRule="auto"/>
+        <w:jc w:val="both"/>
+        <w:rPr>
+          <w:lang w:val="en-US"/>
+        </w:rPr>
+      </w:pPr>
+      <w:r>
+        <w:rPr>
+          <w:lang w:val="en-US"/>
+        </w:rPr>
+        <w:t xml:space="preserve">To achieve this, </w:t>
+      </w:r>
+      <w:r>
+        <w:rPr>
+          <w:lang w:val="en-US"/>
+        </w:rPr>
+        <w:t>the</w:t>
+      </w:r>
+      <w:r>
+        <w:rPr>
+          <w:lang w:val="en-US"/>
+        </w:rPr>
+        <w:t xml:space="preserve"> study aims to explore the effectiveness of </w:t>
+      </w:r>
+      <w:r>
+        <w:rPr>
+          <w:lang w:val="en-US"/>
+        </w:rPr>
+        <w:t xml:space="preserve">tree-based </w:t>
+      </w:r>
+      <w:r>
+        <w:rPr>
+          <w:lang w:val="en-US"/>
+        </w:rPr>
+        <w:t xml:space="preserve">ML </w:t>
+      </w:r>
+      <w:r>
+        <w:rPr>
+          <w:lang w:val="en-US"/>
+        </w:rPr>
+        <w:t>models</w:t>
+      </w:r>
+      <w:r>
+        <w:rPr>
+          <w:lang w:val="en-US"/>
+        </w:rPr>
+        <w:t xml:space="preserve"> in predicting an athlete’s MRT </w:t>
+      </w:r>
+      <w:r>
+        <w:rPr>
+          <w:lang w:val="en-US"/>
+        </w:rPr>
+        <w:t xml:space="preserve">and to </w:t>
+      </w:r>
+      <w:r>
+        <w:rPr>
+          <w:lang w:val="en-US"/>
+        </w:rPr>
+        <w:t xml:space="preserve">identify the </w:t>
+      </w:r>
+      <w:r>
+        <w:rPr>
+          <w:lang w:val="en-US"/>
+        </w:rPr>
+        <w:t xml:space="preserve">optimal model </w:t>
+      </w:r>
+      <w:r>
+        <w:rPr>
+          <w:lang w:val="en-US"/>
+        </w:rPr>
+        <w:t xml:space="preserve">based on </w:t>
+      </w:r>
+      <w:r>
+        <w:rPr>
+          <w:lang w:val="en-US"/>
+        </w:rPr>
+        <w:t xml:space="preserve">predictive </w:t>
+      </w:r>
+      <w:r>
+        <w:rPr>
+          <w:lang w:val="en-US"/>
+        </w:rPr>
+        <w:t>accurac</w:t>
+      </w:r>
+      <w:r>
+        <w:rPr>
+          <w:lang w:val="en-US"/>
+        </w:rPr>
+        <w:t xml:space="preserve">y. Furthermore, this study seeks to </w:t>
+      </w:r>
+      <w:r>
+        <w:rPr>
+          <w:lang w:val="en-US"/>
+        </w:rPr>
+        <w:t>determine</w:t>
+      </w:r>
+      <w:r>
+        <w:rPr>
+          <w:lang w:val="en-US"/>
+        </w:rPr>
+        <w:t xml:space="preserve"> </w:t>
+      </w:r>
+      <w:r>
+        <w:rPr>
+          <w:lang w:val="en-US"/>
+        </w:rPr>
+        <w:t>whether</w:t>
+      </w:r>
+      <w:r>
+        <w:rPr>
+          <w:lang w:val="en-US"/>
+        </w:rPr>
+        <w:t xml:space="preserve"> the </w:t>
+      </w:r>
+      <w:r>
+        <w:rPr>
+          <w:lang w:val="en-US"/>
+        </w:rPr>
+        <w:t>number</w:t>
+      </w:r>
+      <w:r>
+        <w:rPr>
+          <w:lang w:val="en-US"/>
+        </w:rPr>
+        <w:t xml:space="preserve"> of </w:t>
+      </w:r>
+      <w:r>
+        <w:rPr>
+          <w:lang w:val="en-US"/>
+        </w:rPr>
+        <w:t xml:space="preserve">weeks of </w:t>
+      </w:r>
+      <w:r>
+        <w:rPr>
+          <w:lang w:val="en-US"/>
+        </w:rPr>
+        <w:t xml:space="preserve">historical data </w:t>
+      </w:r>
+      <w:r>
+        <w:rPr>
+          <w:lang w:val="en-US"/>
+        </w:rPr>
+        <w:t xml:space="preserve">yields a quantifiable increase in the models’ predictive </w:t>
+      </w:r>
+      <w:r>
+        <w:rPr>
+          <w:lang w:val="en-US"/>
+        </w:rPr>
+        <w:t>performance and robustness</w:t>
+      </w:r>
+      <w:r>
+        <w:rPr>
+          <w:lang w:val="en-US"/>
+        </w:rPr>
+        <w:t>.</w:t>
+      </w:r>
+      <w:r>
+        <w:rPr>
+          <w:lang w:val="en-US"/>
+        </w:rPr>
+        <w:t xml:space="preserve"> </w:t>
+      </w:r>
+      <w:r>
+        <w:rPr>
+          <w:lang w:val="en-US"/>
+        </w:rPr>
+        <w:t>Specifically, the hypothesis of this research states that</w:t>
+      </w:r>
+      <w:r>
+        <w:rPr>
+          <w:lang w:val="en-US"/>
+        </w:rPr>
+        <w:t xml:space="preserve"> a</w:t>
+      </w:r>
+      <w:r>
+        <w:rPr>
+          <w:lang w:val="en-US"/>
+        </w:rPr>
+        <w:t xml:space="preserve"> </w:t>
+      </w:r>
+      <w:r>
+        <w:rPr>
+          <w:lang w:val="en-US"/>
+        </w:rPr>
+        <w:t xml:space="preserve">Random Forest </w:t>
+      </w:r>
+      <w:r>
+        <w:rPr>
+          <w:lang w:val="en-US"/>
+        </w:rPr>
+        <w:t xml:space="preserve">ML </w:t>
+      </w:r>
+      <w:r>
+        <w:rPr>
+          <w:lang w:val="en-US"/>
+        </w:rPr>
+        <w:t>model</w:t>
+      </w:r>
+      <w:r>
+        <w:rPr>
+          <w:lang w:val="en-US"/>
+        </w:rPr>
+        <w:t xml:space="preserve"> </w:t>
+      </w:r>
+      <w:r>
+        <w:rPr>
+          <w:lang w:val="en-US"/>
+        </w:rPr>
+        <w:t>will achieve higher</w:t>
+      </w:r>
+      <w:r>
+        <w:rPr>
+          <w:lang w:val="en-US"/>
+        </w:rPr>
+        <w:t xml:space="preserve"> </w:t>
+      </w:r>
+      <w:r>
+        <w:rPr>
+          <w:lang w:val="en-US"/>
+        </w:rPr>
+        <w:t xml:space="preserve">predictive accuracy than </w:t>
+      </w:r>
+      <w:r>
+        <w:rPr>
+          <w:lang w:val="en-US"/>
+        </w:rPr>
+        <w:lastRenderedPageBreak/>
+        <w:t xml:space="preserve">a standalone Decision Tree. Additionally, this model will be most </w:t>
+      </w:r>
+      <w:r>
+        <w:rPr>
+          <w:lang w:val="en-US"/>
+        </w:rPr>
+        <w:t>accurate</w:t>
+      </w:r>
+      <w:r>
+        <w:rPr>
+          <w:lang w:val="en-US"/>
+        </w:rPr>
+        <w:t xml:space="preserve"> when trained on </w:t>
+      </w:r>
+      <w:r>
+        <w:rPr>
+          <w:lang w:val="en-US"/>
+        </w:rPr>
+        <w:t>larger volumes of historical activity data (16-week training block), as this will supply the model with more comprehensive data about an individual's marathon buildup.</w:t>
+      </w:r>
+      <w:r>
+        <w:rPr>
+          <w:lang w:val="en-US"/>
+        </w:rPr>
+        <w:br w:type="page"/>
+      </w:r>
+    </w:p>
+    <w:p>
+      <w:pPr>
+        <w:spacing w:line="360" w:lineRule="auto"/>
+        <w:jc w:val="both"/>
+        <w:rPr>
+          <w:rStyle w:val="Strong"/>
+        </w:rPr>
+      </w:pPr>
+      <w:r>
+        <w:rPr>
+          <w:rStyle w:val="Strong"/>
+        </w:rPr>
+        <w:lastRenderedPageBreak/>
+        <w:t>References:</w:t>
+      </w:r>
+    </w:p>
+    <w:p>
+      <w:pPr>
+        <w:spacing w:line="360" w:lineRule="auto"/>
+        <w:jc w:val="both"/>
+      </w:pPr>
+      <w:r>
+        <w:t>[1]</w:t>
+      </w:r>
+      <w:r>
+        <w:t xml:space="preserve"> </w:t>
+      </w:r>
+      <w:r>
+        <w:t xml:space="preserve">S. </w:t>
+      </w:r>
+      <w:proofErr w:type="spellStart"/>
+      <w:r>
+        <w:t>Wiecha</w:t>
+      </w:r>
+      <w:proofErr w:type="spellEnd"/>
+      <w:r>
+        <w:t xml:space="preserve">, P. S. Kasiak, I. </w:t>
+      </w:r>
+      <w:proofErr w:type="spellStart"/>
+      <w:r>
+        <w:t>Cieśliński</w:t>
+      </w:r>
+      <w:proofErr w:type="spellEnd"/>
+      <w:r>
+        <w:t xml:space="preserve">, M. Maciejczyk, A. </w:t>
+      </w:r>
+      <w:proofErr w:type="spellStart"/>
+      <w:r>
+        <w:t>Mamcarz</w:t>
+      </w:r>
+      <w:proofErr w:type="spellEnd"/>
+      <w:r>
+        <w:t xml:space="preserve">, and D. </w:t>
+      </w:r>
+      <w:proofErr w:type="spellStart"/>
+      <w:r>
+        <w:t>Śliż</w:t>
+      </w:r>
+      <w:proofErr w:type="spellEnd"/>
+      <w:r>
+        <w:t>, “</w:t>
+      </w:r>
+      <w:proofErr w:type="spellStart"/>
+      <w:r>
+        <w:t>Modeling</w:t>
+      </w:r>
+      <w:proofErr w:type="spellEnd"/>
+      <w:r>
+        <w:t xml:space="preserve"> Physiological Predictors of Running Velocity for Endurance Athletes,” </w:t>
+      </w:r>
+      <w:r>
+        <w:rPr>
+          <w:i/>
+          <w:iCs/>
+        </w:rPr>
+        <w:t>JCM</w:t>
+      </w:r>
+      <w:r>
+        <w:t xml:space="preserve">, vol. 11, no. 22, p. 6688, Nov. 2022, </w:t>
+      </w:r>
+      <w:proofErr w:type="spellStart"/>
+      <w:r>
+        <w:t>doi</w:t>
+      </w:r>
+      <w:proofErr w:type="spellEnd"/>
+      <w:r>
+        <w:t xml:space="preserve">: </w:t>
+      </w:r>
+      <w:hyperlink r:id="rId6" w:history="1">
+        <w:r>
+          <w:rPr>
+            <w:rStyle w:val="Hyperlink"/>
+          </w:rPr>
+          <w:t>10.3390/jcm11226688</w:t>
+        </w:r>
+      </w:hyperlink>
+      <w:r>
+        <w:t>.</w:t>
+      </w:r>
+    </w:p>
+    <w:p>
+      <w:pPr>
+        <w:spacing w:line="360" w:lineRule="auto"/>
+        <w:jc w:val="both"/>
+      </w:pPr>
+      <w:r>
+        <w:t>[2]</w:t>
+      </w:r>
+      <w:r>
+        <w:t xml:space="preserve"> </w:t>
+      </w:r>
+      <w:r>
+        <w:t xml:space="preserve">J. Esteve-Lanao, S. Del Rosso, E. Larumbe-Zabala, C. Cardona, A. Alcocer-Gamboa, and D. A. </w:t>
+      </w:r>
+      <w:proofErr w:type="spellStart"/>
+      <w:r>
+        <w:t>Boullosa</w:t>
+      </w:r>
+      <w:proofErr w:type="spellEnd"/>
+      <w:r>
+        <w:t xml:space="preserve">, “Predicting Recreational Runners’ Marathon Performance Time During Their Training Preparation,” </w:t>
+      </w:r>
+      <w:r>
+        <w:rPr>
+          <w:i/>
+          <w:iCs/>
+        </w:rPr>
+        <w:t>Journal of Strength &amp; Conditioning Research</w:t>
+      </w:r>
+      <w:r>
+        <w:t xml:space="preserve">, vol. 35, no. 11, pp. 3218–3224, Nov. 2021, </w:t>
+      </w:r>
+      <w:proofErr w:type="spellStart"/>
+      <w:r>
+        <w:t>doi</w:t>
+      </w:r>
+      <w:proofErr w:type="spellEnd"/>
+      <w:r>
+        <w:t xml:space="preserve">: </w:t>
+      </w:r>
+      <w:hyperlink r:id="rId7" w:history="1">
+        <w:r>
+          <w:rPr>
+            <w:rStyle w:val="Hyperlink"/>
+          </w:rPr>
+          <w:t>10.1519/JSC.0000000000003199</w:t>
+        </w:r>
+      </w:hyperlink>
+      <w:r>
+        <w:t>.</w:t>
+      </w:r>
+    </w:p>
+    <w:p>
+      <w:pPr>
+        <w:spacing w:line="360" w:lineRule="auto"/>
+        <w:jc w:val="both"/>
+      </w:pPr>
+      <w:r>
+        <w:t>[3]</w:t>
+      </w:r>
+      <w:r>
+        <w:t xml:space="preserve"> </w:t>
+      </w:r>
+      <w:r>
+        <w:t xml:space="preserve">M. </w:t>
+      </w:r>
+      <w:proofErr w:type="spellStart"/>
+      <w:r>
+        <w:t>Thuany</w:t>
+      </w:r>
+      <w:proofErr w:type="spellEnd"/>
+      <w:r>
+        <w:t xml:space="preserve"> </w:t>
+      </w:r>
+      <w:r>
+        <w:rPr>
+          <w:i/>
+          <w:iCs/>
+        </w:rPr>
+        <w:t>et al.</w:t>
+      </w:r>
+      <w:r>
+        <w:t xml:space="preserve">, “An analysis of the 6-h ultra-marathon race using a machine learning approach,” </w:t>
+      </w:r>
+      <w:r>
+        <w:rPr>
+          <w:i/>
+          <w:iCs/>
+        </w:rPr>
+        <w:t>Front. Sports Act. Living</w:t>
+      </w:r>
+      <w:r>
+        <w:t xml:space="preserve">, vol. 7, p. 1577470, Sep. 2025, </w:t>
+      </w:r>
+      <w:proofErr w:type="spellStart"/>
+      <w:r>
+        <w:t>doi</w:t>
+      </w:r>
+      <w:proofErr w:type="spellEnd"/>
+      <w:r>
+        <w:t xml:space="preserve">: </w:t>
+      </w:r>
+      <w:hyperlink r:id="rId8" w:history="1">
+        <w:r>
+          <w:rPr>
+            <w:rStyle w:val="Hyperlink"/>
+          </w:rPr>
+          <w:t>10.3389/fspor.2025.1577470</w:t>
+        </w:r>
+      </w:hyperlink>
+      <w:r>
+        <w:t>.</w:t>
+      </w:r>
+    </w:p>
+    <w:p>
+      <w:pPr>
+        <w:spacing w:line="360" w:lineRule="auto"/>
+        <w:jc w:val="both"/>
+      </w:pPr>
+      <w:r>
+        <w:t>[4]</w:t>
+      </w:r>
+      <w:r>
+        <w:t xml:space="preserve"> </w:t>
+      </w:r>
+      <w:r>
+        <w:t>J. Martínez-</w:t>
+      </w:r>
+      <w:proofErr w:type="spellStart"/>
+      <w:r>
+        <w:t>Gramage</w:t>
+      </w:r>
+      <w:proofErr w:type="spellEnd"/>
+      <w:r>
+        <w:t xml:space="preserve">, J. P. </w:t>
+      </w:r>
+      <w:proofErr w:type="spellStart"/>
+      <w:r>
+        <w:t>Albiach</w:t>
+      </w:r>
+      <w:proofErr w:type="spellEnd"/>
+      <w:r>
+        <w:t xml:space="preserve">, I. N. </w:t>
+      </w:r>
+      <w:proofErr w:type="spellStart"/>
+      <w:r>
+        <w:t>Moltó</w:t>
+      </w:r>
+      <w:proofErr w:type="spellEnd"/>
+      <w:r>
+        <w:t xml:space="preserve">, J. J. Amer-Cuenca, V. </w:t>
+      </w:r>
+      <w:proofErr w:type="spellStart"/>
+      <w:r>
+        <w:t>Huesa</w:t>
+      </w:r>
+      <w:proofErr w:type="spellEnd"/>
+      <w:r>
+        <w:t xml:space="preserve"> Moreno, and E. Segura-</w:t>
+      </w:r>
+      <w:proofErr w:type="spellStart"/>
+      <w:r>
+        <w:t>Ortí</w:t>
+      </w:r>
+      <w:proofErr w:type="spellEnd"/>
+      <w:r>
+        <w:t xml:space="preserve">, “A Random Forest Machine Learning Framework to Reduce Running Injuries in Young Triathletes,” </w:t>
+      </w:r>
+      <w:r>
+        <w:rPr>
+          <w:i/>
+          <w:iCs/>
+        </w:rPr>
+        <w:t>Sensors</w:t>
+      </w:r>
+      <w:r>
+        <w:t xml:space="preserve">, vol. 20, no. 21, p. 6388, Nov. 2020, </w:t>
+      </w:r>
+      <w:proofErr w:type="spellStart"/>
+      <w:r>
+        <w:t>doi</w:t>
+      </w:r>
+      <w:proofErr w:type="spellEnd"/>
+      <w:r>
+        <w:t xml:space="preserve">: </w:t>
+      </w:r>
+      <w:hyperlink r:id="rId9" w:history="1">
+        <w:r>
+          <w:rPr>
+            <w:rStyle w:val="Hyperlink"/>
+          </w:rPr>
+          <w:t>10.3390/s20216388</w:t>
+        </w:r>
+      </w:hyperlink>
+      <w:r>
+        <w:t>.</w:t>
+      </w:r>
+    </w:p>
+    <w:p>
+      <w:pPr>
+        <w:spacing w:line="360" w:lineRule="auto"/>
+        <w:jc w:val="both"/>
+      </w:pPr>
+      <w:r>
+        <w:t>[5]</w:t>
+      </w:r>
+      <w:r>
+        <w:t xml:space="preserve"> </w:t>
+      </w:r>
+      <w:r>
+        <w:t xml:space="preserve">A. </w:t>
+      </w:r>
+      <w:proofErr w:type="spellStart"/>
+      <w:r>
+        <w:t>Karahanoğlu</w:t>
+      </w:r>
+      <w:proofErr w:type="spellEnd"/>
+      <w:r>
+        <w:t xml:space="preserve">, R. Gouveia, J. </w:t>
+      </w:r>
+      <w:proofErr w:type="spellStart"/>
+      <w:r>
+        <w:t>Reenalda</w:t>
+      </w:r>
+      <w:proofErr w:type="spellEnd"/>
+      <w:r>
+        <w:t xml:space="preserve">, and G. Ludden, “How Are Sports-Trackers Used by Runners? Running-Related Data, Personal Goals, and Self-Tracking in Running,” </w:t>
+      </w:r>
+      <w:r>
+        <w:rPr>
+          <w:i/>
+          <w:iCs/>
+        </w:rPr>
+        <w:t>Sensors</w:t>
+      </w:r>
+      <w:r>
+        <w:t xml:space="preserve">, vol. 21, no. 11, p. 3687, May 2021, </w:t>
+      </w:r>
+      <w:proofErr w:type="spellStart"/>
+      <w:r>
+        <w:t>doi</w:t>
+      </w:r>
+      <w:proofErr w:type="spellEnd"/>
+      <w:r>
+        <w:t xml:space="preserve">: </w:t>
+      </w:r>
+      <w:hyperlink r:id="rId10" w:history="1">
+        <w:r>
+          <w:rPr>
+            <w:rStyle w:val="Hyperlink"/>
+          </w:rPr>
+          <w:t>10.3390/s21113687</w:t>
+        </w:r>
+      </w:hyperlink>
+      <w:r>
+        <w:t>.</w:t>
+      </w:r>
+    </w:p>
+    <w:p>
+      <w:pPr>
+        <w:spacing w:line="360" w:lineRule="auto"/>
+        <w:jc w:val="both"/>
+      </w:pPr>
+      <w:r>
+        <w:t>[6]</w:t>
+      </w:r>
+      <w:r>
+        <w:t xml:space="preserve"> </w:t>
+      </w:r>
+      <w:r>
+        <w:t xml:space="preserve">M. </w:t>
+      </w:r>
+      <w:proofErr w:type="spellStart"/>
+      <w:r>
+        <w:t>Pobiruchin</w:t>
+      </w:r>
+      <w:proofErr w:type="spellEnd"/>
+      <w:r>
+        <w:t xml:space="preserve">, J. </w:t>
+      </w:r>
+      <w:proofErr w:type="spellStart"/>
+      <w:r>
+        <w:t>Suleder</w:t>
+      </w:r>
+      <w:proofErr w:type="spellEnd"/>
+      <w:r>
+        <w:t xml:space="preserve">, R. </w:t>
+      </w:r>
+      <w:proofErr w:type="spellStart"/>
+      <w:r>
+        <w:t>Zowalla</w:t>
+      </w:r>
+      <w:proofErr w:type="spellEnd"/>
+      <w:r>
+        <w:t xml:space="preserve">, and M. Wiesner, “Accuracy and Adoption of Wearable Technology Used by Active Citizens: A Marathon Event Field Study,” </w:t>
+      </w:r>
+      <w:r>
+        <w:rPr>
+          <w:i/>
+          <w:iCs/>
+        </w:rPr>
+        <w:t xml:space="preserve">JMIR </w:t>
+      </w:r>
+      <w:proofErr w:type="spellStart"/>
+      <w:r>
+        <w:rPr>
+          <w:i/>
+          <w:iCs/>
+        </w:rPr>
+        <w:t>Mhealth</w:t>
+      </w:r>
+      <w:proofErr w:type="spellEnd"/>
+      <w:r>
+        <w:rPr>
+          <w:i/>
+          <w:iCs/>
+        </w:rPr>
+        <w:t xml:space="preserve"> </w:t>
+      </w:r>
+      <w:proofErr w:type="spellStart"/>
+      <w:r>
+        <w:rPr>
+          <w:i/>
+          <w:iCs/>
+        </w:rPr>
+        <w:t>Uhealth</w:t>
+      </w:r>
+      <w:proofErr w:type="spellEnd"/>
+      <w:r>
+        <w:t xml:space="preserve">, vol. 5, no. 2, p. e24, Feb. 2017, </w:t>
+      </w:r>
+      <w:proofErr w:type="spellStart"/>
+      <w:r>
+        <w:t>doi</w:t>
+      </w:r>
+      <w:proofErr w:type="spellEnd"/>
+      <w:r>
+        <w:t xml:space="preserve">: </w:t>
+      </w:r>
+      <w:hyperlink r:id="rId11" w:history="1">
+        <w:r>
+          <w:rPr>
+            <w:rStyle w:val="Hyperlink"/>
+          </w:rPr>
+          <w:t>10.2196/mhealth.6395</w:t>
+        </w:r>
+      </w:hyperlink>
+      <w:r>
+        <w:t>.</w:t>
+      </w:r>
+    </w:p>
+    <w:p>
+      <w:pPr>
+        <w:spacing w:line="360" w:lineRule="auto"/>
+        <w:jc w:val="both"/>
+      </w:pPr>
+      <w:r>
+        <w:t>[7]</w:t>
+      </w:r>
+      <w:r>
+        <w:t xml:space="preserve"> </w:t>
+      </w:r>
+      <w:r>
+        <w:t xml:space="preserve">M. S. </w:t>
+      </w:r>
+      <w:proofErr w:type="spellStart"/>
+      <w:r>
+        <w:t>Sainin</w:t>
+      </w:r>
+      <w:proofErr w:type="spellEnd"/>
+      <w:r>
+        <w:t xml:space="preserve">, “Regression-based Finish Time Prediction of 100km Trail Running using Structured Athlete Performance,” in </w:t>
+      </w:r>
+      <w:r>
+        <w:rPr>
+          <w:i/>
+          <w:iCs/>
+        </w:rPr>
+        <w:t>2025 International Conference on Advances in Machine Intelligence, and Cybersecurity Technologies (AMICT)</w:t>
+      </w:r>
+      <w:r>
+        <w:t xml:space="preserve">, Kota Kinabalu, Sabah, Malaysia: IEEE, Nov. 2025, pp. 290–295. </w:t>
+      </w:r>
+      <w:proofErr w:type="spellStart"/>
+      <w:r>
+        <w:t>doi</w:t>
+      </w:r>
+      <w:proofErr w:type="spellEnd"/>
+      <w:r>
+        <w:t xml:space="preserve">: </w:t>
+      </w:r>
+      <w:hyperlink r:id="rId12" w:history="1">
+        <w:r>
+          <w:rPr>
+            <w:rStyle w:val="Hyperlink"/>
+          </w:rPr>
+          <w:t>10.1109/AMICT65811.2025.11402768</w:t>
+        </w:r>
+      </w:hyperlink>
+      <w:r>
+        <w:t>.</w:t>
       </w:r>
     </w:p>
     <w:p>
       <w:pPr>
         <w:jc w:val="both"/>
-        <w:rPr>
-          <w:lang w:val="en-US"/>
-        </w:rPr>
-      </w:pPr>
-      <w:r>
-        <w:rPr>
-          <w:lang w:val="en-US"/>
-        </w:rPr>
-        <w:t>Predicting</w:t>
-      </w:r>
-      <w:r>
-        <w:rPr>
-          <w:lang w:val="en-US"/>
-        </w:rPr>
-        <w:t xml:space="preserve"> </w:t>
-      </w:r>
-      <w:r>
-        <w:rPr>
-          <w:lang w:val="en-US"/>
-        </w:rPr>
-        <w:t xml:space="preserve">a </w:t>
-      </w:r>
-      <w:r>
-        <w:rPr>
-          <w:lang w:val="en-US"/>
-        </w:rPr>
-        <w:t>marathon race time (MRT</w:t>
-      </w:r>
-      <w:r>
-        <w:rPr>
-          <w:lang w:val="en-US"/>
-        </w:rPr>
-        <w:t xml:space="preserve">) is </w:t>
-      </w:r>
-      <w:r>
-        <w:rPr>
-          <w:lang w:val="en-US"/>
-        </w:rPr>
-        <w:t>highly important</w:t>
-      </w:r>
-      <w:r>
-        <w:rPr>
-          <w:lang w:val="en-US"/>
-        </w:rPr>
-        <w:t xml:space="preserve"> and provides various entities with </w:t>
-      </w:r>
-      <w:r>
-        <w:rPr>
-          <w:lang w:val="en-US"/>
-        </w:rPr>
-        <w:t>insightful</w:t>
-      </w:r>
-      <w:r>
-        <w:rPr>
-          <w:lang w:val="en-US"/>
-        </w:rPr>
-        <w:t xml:space="preserve"> information,</w:t>
-      </w:r>
-      <w:r>
-        <w:rPr>
-          <w:lang w:val="en-US"/>
-        </w:rPr>
-        <w:t xml:space="preserve"> but some researchers </w:t>
-      </w:r>
-      <w:r>
-        <w:rPr>
-          <w:lang w:val="en-US"/>
-        </w:rPr>
-        <w:t>[2][5][7]</w:t>
-      </w:r>
-      <w:r>
-        <w:rPr>
-          <w:lang w:val="en-US"/>
-        </w:rPr>
-        <w:t xml:space="preserve"> considered</w:t>
-      </w:r>
-      <w:r>
-        <w:rPr>
-          <w:lang w:val="en-US"/>
-        </w:rPr>
-        <w:t xml:space="preserve"> it</w:t>
-      </w:r>
-      <w:r>
-        <w:rPr>
-          <w:lang w:val="en-US"/>
-        </w:rPr>
-        <w:t xml:space="preserve"> </w:t>
-      </w:r>
-      <w:r>
-        <w:rPr>
-          <w:lang w:val="en-US"/>
-        </w:rPr>
-        <w:t>a difficult task</w:t>
-      </w:r>
-      <w:r>
-        <w:rPr>
-          <w:lang w:val="en-US"/>
-        </w:rPr>
-        <w:t xml:space="preserve">. </w:t>
-      </w:r>
-      <w:r>
-        <w:rPr>
-          <w:lang w:val="en-US"/>
-        </w:rPr>
-        <w:t>Amongst others, t</w:t>
-      </w:r>
-      <w:r>
-        <w:rPr>
-          <w:lang w:val="en-US"/>
-        </w:rPr>
-        <w:t xml:space="preserve">he underlying reasons </w:t>
-      </w:r>
-      <w:r>
-        <w:rPr>
-          <w:lang w:val="en-US"/>
-        </w:rPr>
-        <w:t>point toward</w:t>
-      </w:r>
-      <w:r>
-        <w:rPr>
-          <w:lang w:val="en-US"/>
-        </w:rPr>
-        <w:t xml:space="preserve"> the complexity of the sport itself</w:t>
-      </w:r>
-      <w:r>
-        <w:rPr>
-          <w:lang w:val="en-US"/>
-        </w:rPr>
-        <w:t xml:space="preserve">, including the </w:t>
-      </w:r>
-      <w:r>
-        <w:rPr>
-          <w:lang w:val="en-US"/>
-        </w:rPr>
-        <w:t xml:space="preserve">event landscape, unpredictable environmental conditions, different runner biometrics [7], </w:t>
-      </w:r>
-      <w:r>
-        <w:rPr>
-          <w:lang w:val="en-US"/>
-        </w:rPr>
-        <w:t>and different tracking devices [5].</w:t>
-      </w:r>
-      <w:r>
-        <w:rPr>
-          <w:lang w:val="en-US"/>
-        </w:rPr>
-        <w:t xml:space="preserve"> This led to the introduction of machine learning (ML)</w:t>
-      </w:r>
-      <w:r>
-        <w:rPr>
-          <w:lang w:val="en-US"/>
-        </w:rPr>
-        <w:t xml:space="preserve"> </w:t>
-      </w:r>
-      <w:r>
-        <w:rPr>
-          <w:lang w:val="en-US"/>
-        </w:rPr>
-        <w:t>to</w:t>
-      </w:r>
-      <w:r>
-        <w:rPr>
-          <w:lang w:val="en-US"/>
-        </w:rPr>
-        <w:t xml:space="preserve"> improve accuracy</w:t>
-      </w:r>
-      <w:r>
-        <w:rPr>
-          <w:lang w:val="en-US"/>
-        </w:rPr>
-        <w:t xml:space="preserve">, </w:t>
-      </w:r>
-      <w:r>
-        <w:rPr>
-          <w:lang w:val="en-US"/>
-        </w:rPr>
-        <w:t xml:space="preserve">including </w:t>
-      </w:r>
-      <w:r>
-        <w:rPr>
-          <w:lang w:val="en-US"/>
-        </w:rPr>
-        <w:t>tree</w:t>
-      </w:r>
-      <w:r>
-        <w:rPr>
-          <w:lang w:val="en-US"/>
-        </w:rPr>
-        <w:t>-based algorithms (supervised), clustering (unsupervised), and time</w:t>
-      </w:r>
-      <w:r>
-        <w:rPr>
-          <w:lang w:val="en-US"/>
-        </w:rPr>
-        <w:t>-</w:t>
-      </w:r>
-      <w:r>
-        <w:rPr>
-          <w:lang w:val="en-US"/>
-        </w:rPr>
-        <w:t>series</w:t>
-      </w:r>
-      <w:r>
-        <w:rPr>
-          <w:lang w:val="en-US"/>
-        </w:rPr>
-        <w:t xml:space="preserve"> </w:t>
-      </w:r>
-      <w:r>
-        <w:rPr>
-          <w:lang w:val="en-US"/>
-        </w:rPr>
-        <w:t>algorithms.</w:t>
-      </w:r>
-    </w:p>
-    <w:p>
-      <w:pPr>
-        <w:jc w:val="both"/>
-        <w:rPr>
-          <w:lang w:val="en-US"/>
-        </w:rPr>
-      </w:pPr>
-      <w:r>
-        <w:rPr>
-          <w:lang w:val="en-US"/>
-        </w:rPr>
-        <w:t xml:space="preserve">The purpose of this experimental study is to investigate the use of </w:t>
-      </w:r>
-      <w:r>
-        <w:rPr>
-          <w:lang w:val="en-US"/>
-        </w:rPr>
-        <w:t>tree</w:t>
-      </w:r>
-      <w:r>
-        <w:rPr>
-          <w:lang w:val="en-US"/>
-        </w:rPr>
-        <w:t>-based ML algorithms</w:t>
-      </w:r>
-      <w:r>
-        <w:rPr>
-          <w:lang w:val="en-US"/>
-        </w:rPr>
-        <w:t xml:space="preserve"> in predicting the MRT of an athlete and subsequently </w:t>
-      </w:r>
-      <w:r>
-        <w:rPr>
-          <w:lang w:val="en-US"/>
-        </w:rPr>
-        <w:t>assess t</w:t>
-      </w:r>
-      <w:r>
-        <w:rPr>
-          <w:lang w:val="en-US"/>
-        </w:rPr>
-        <w:t xml:space="preserve">he comparative </w:t>
-      </w:r>
-      <w:r>
-        <w:rPr>
-          <w:lang w:val="en-US"/>
-        </w:rPr>
-        <w:t>accuracy between a standalone Decision Tree (DT) and a Random Forest (RF) ensemble.</w:t>
-      </w:r>
-      <w:r>
-        <w:rPr>
-          <w:lang w:val="en-US"/>
-        </w:rPr>
-        <w:t xml:space="preserve"> The dependent variable of this study </w:t>
-      </w:r>
-      <w:r>
-        <w:rPr>
-          <w:lang w:val="en-US"/>
-        </w:rPr>
-        <w:t xml:space="preserve">is </w:t>
-      </w:r>
-      <w:r>
-        <w:rPr>
-          <w:lang w:val="en-US"/>
-        </w:rPr>
-        <w:t>the predictive accuracy of the ML algorithms in estimating the continuous MRT value</w:t>
-      </w:r>
-      <w:r>
-        <w:rPr>
-          <w:lang w:val="en-US"/>
-        </w:rPr>
-        <w:t xml:space="preserve">, </w:t>
-      </w:r>
-      <w:r>
-        <w:rPr>
-          <w:lang w:val="en-US"/>
-        </w:rPr>
-        <w:t xml:space="preserve">whilst the independent variables </w:t>
-      </w:r>
-      <w:r>
-        <w:rPr>
-          <w:lang w:val="en-US"/>
-        </w:rPr>
-        <w:t xml:space="preserve">being manipulated will be </w:t>
-      </w:r>
-      <w:r>
-        <w:rPr>
-          <w:lang w:val="en-US"/>
-        </w:rPr>
-        <w:t xml:space="preserve">the dataset and </w:t>
-      </w:r>
-      <w:r>
-        <w:rPr>
-          <w:lang w:val="en-US"/>
-        </w:rPr>
-        <w:t>the algorithm type</w:t>
-      </w:r>
-      <w:r>
-        <w:rPr>
-          <w:lang w:val="en-US"/>
-        </w:rPr>
-        <w:t xml:space="preserve"> (DT against RF)</w:t>
-      </w:r>
-      <w:r>
-        <w:rPr>
-          <w:lang w:val="en-US"/>
-        </w:rPr>
-        <w:t xml:space="preserve">. Specifically, </w:t>
-      </w:r>
-      <w:r>
-        <w:rPr>
-          <w:lang w:val="en-US"/>
-        </w:rPr>
-        <w:t>12-week and 16-week training blocks of</w:t>
-      </w:r>
-      <w:r>
-        <w:rPr>
-          <w:lang w:val="en-US"/>
-        </w:rPr>
-        <w:t xml:space="preserve"> </w:t>
-      </w:r>
-      <w:r>
-        <w:rPr>
-          <w:lang w:val="en-US"/>
-        </w:rPr>
-        <w:t xml:space="preserve">historical data </w:t>
-      </w:r>
-      <w:r>
-        <w:rPr>
-          <w:lang w:val="en-US"/>
-        </w:rPr>
-        <w:t>will be aggregated</w:t>
-      </w:r>
-      <w:r>
-        <w:rPr>
-          <w:lang w:val="en-US"/>
-        </w:rPr>
-        <w:t xml:space="preserve"> and used</w:t>
-      </w:r>
-      <w:r>
-        <w:rPr>
-          <w:lang w:val="en-US"/>
-        </w:rPr>
-        <w:t xml:space="preserve"> for each experiment</w:t>
-      </w:r>
-      <w:r>
-        <w:rPr>
-          <w:lang w:val="en-US"/>
-        </w:rPr>
-        <w:t xml:space="preserve">. </w:t>
-      </w:r>
-      <w:r>
-        <w:rPr>
-          <w:lang w:val="en-US"/>
-        </w:rPr>
-        <w:t>Moreover, the</w:t>
-      </w:r>
-      <w:r>
-        <w:rPr>
-          <w:lang w:val="en-US"/>
-        </w:rPr>
-        <w:t xml:space="preserve"> control variables will be </w:t>
-      </w:r>
-      <w:r>
-        <w:rPr>
-          <w:lang w:val="en-US"/>
-        </w:rPr>
-        <w:t>the dataset features, including activity metrics and</w:t>
-      </w:r>
-      <w:r>
-        <w:rPr>
-          <w:lang w:val="en-US"/>
-        </w:rPr>
-        <w:t xml:space="preserve"> </w:t>
-      </w:r>
-      <w:r>
-        <w:rPr>
-          <w:lang w:val="en-US"/>
-        </w:rPr>
-        <w:t xml:space="preserve">demographic information, </w:t>
-      </w:r>
-      <w:r>
-        <w:rPr>
-          <w:lang w:val="en-US"/>
-        </w:rPr>
-        <w:t xml:space="preserve">and the train-test data split strategy, </w:t>
-      </w:r>
-      <w:r>
-        <w:rPr>
-          <w:lang w:val="en-US"/>
-        </w:rPr>
-        <w:t>so that each ML model can make decisions on the same data.</w:t>
-      </w:r>
-      <w:r>
-        <w:rPr>
-          <w:lang w:val="en-US"/>
-        </w:rPr>
-        <w:t xml:space="preserve"> This research does not take into consideration the landscape</w:t>
-      </w:r>
-      <w:r>
-        <w:rPr>
-          <w:lang w:val="en-US"/>
-        </w:rPr>
-        <w:t xml:space="preserve"> or </w:t>
-      </w:r>
-      <w:r>
-        <w:rPr>
-          <w:lang w:val="en-US"/>
-        </w:rPr>
-        <w:t>weather</w:t>
-      </w:r>
-      <w:r>
-        <w:rPr>
-          <w:lang w:val="en-US"/>
-        </w:rPr>
-        <w:t xml:space="preserve"> conditions</w:t>
-      </w:r>
-      <w:r>
-        <w:rPr>
-          <w:lang w:val="en-US"/>
-        </w:rPr>
-        <w:t xml:space="preserve">, </w:t>
-      </w:r>
-      <w:r>
-        <w:rPr>
-          <w:lang w:val="en-US"/>
-        </w:rPr>
-        <w:t>n</w:t>
-      </w:r>
-      <w:r>
-        <w:rPr>
-          <w:lang w:val="en-US"/>
-        </w:rPr>
-        <w:t>or any anthropometric or physiological factors that might alter the result.</w:t>
-      </w:r>
-      <w:r>
-        <w:rPr>
-          <w:lang w:val="en-US"/>
-        </w:rPr>
-        <w:br w:type="page"/>
-      </w:r>
-    </w:p>
-    <w:p>
-      <w:pPr>
-        <w:jc w:val="both"/>
-        <w:rPr>
-          <w:rStyle w:val="Strong"/>
-        </w:rPr>
-      </w:pPr>
-      <w:r>
-        <w:rPr>
-          <w:rStyle w:val="Strong"/>
-        </w:rPr>
-        <w:lastRenderedPageBreak/>
-        <w:t>References:</w:t>
-      </w:r>
-    </w:p>
-    <w:p>
-      <w:pPr>
-        <w:jc w:val="both"/>
-        <w:rPr>
-          <w:lang w:val="en-MT"/>
-        </w:rPr>
-      </w:pPr>
-      <w:r>
-        <w:rPr>
-          <w:lang w:val="en-MT"/>
-        </w:rPr>
-        <w:t>[1]</w:t>
-      </w:r>
-      <w:r>
-        <w:rPr>
-          <w:lang w:val="en-MT"/>
-        </w:rPr>
-        <w:t xml:space="preserve"> </w:t>
-      </w:r>
-      <w:r>
-        <w:rPr>
-          <w:lang w:val="en-MT"/>
-        </w:rPr>
-        <w:t xml:space="preserve">S. </w:t>
-      </w:r>
-      <w:proofErr w:type="spellStart"/>
-      <w:r>
-        <w:rPr>
-          <w:lang w:val="en-MT"/>
-        </w:rPr>
-        <w:t>Wiecha</w:t>
-      </w:r>
-      <w:proofErr w:type="spellEnd"/>
-      <w:r>
-        <w:rPr>
-          <w:lang w:val="en-MT"/>
-        </w:rPr>
-        <w:t xml:space="preserve">, P. S. Kasiak, I. </w:t>
-      </w:r>
-      <w:proofErr w:type="spellStart"/>
-      <w:r>
-        <w:rPr>
-          <w:lang w:val="en-MT"/>
-        </w:rPr>
-        <w:t>Cieśliński</w:t>
-      </w:r>
-      <w:proofErr w:type="spellEnd"/>
-      <w:r>
-        <w:rPr>
-          <w:lang w:val="en-MT"/>
-        </w:rPr>
-        <w:t xml:space="preserve">, M. Maciejczyk, A. </w:t>
-      </w:r>
-      <w:proofErr w:type="spellStart"/>
-      <w:r>
-        <w:rPr>
-          <w:lang w:val="en-MT"/>
-        </w:rPr>
-        <w:t>Mamcarz</w:t>
-      </w:r>
-      <w:proofErr w:type="spellEnd"/>
-      <w:r>
-        <w:rPr>
-          <w:lang w:val="en-MT"/>
-        </w:rPr>
-        <w:t xml:space="preserve">, and D. </w:t>
-      </w:r>
-      <w:proofErr w:type="spellStart"/>
-      <w:r>
-        <w:rPr>
-          <w:lang w:val="en-MT"/>
-        </w:rPr>
-        <w:t>Śliż</w:t>
-      </w:r>
-      <w:proofErr w:type="spellEnd"/>
-      <w:r>
-        <w:rPr>
-          <w:lang w:val="en-MT"/>
-        </w:rPr>
-        <w:t>, “</w:t>
-      </w:r>
-      <w:proofErr w:type="spellStart"/>
-      <w:r>
-        <w:rPr>
-          <w:lang w:val="en-MT"/>
-        </w:rPr>
-        <w:t>Modeling</w:t>
-      </w:r>
-      <w:proofErr w:type="spellEnd"/>
-      <w:r>
-        <w:rPr>
-          <w:lang w:val="en-MT"/>
-        </w:rPr>
-        <w:t xml:space="preserve"> Physiological Predictors of Running Velocity for Endurance Athletes,” </w:t>
-      </w:r>
-      <w:r>
-        <w:rPr>
-          <w:i/>
-          <w:iCs/>
-          <w:lang w:val="en-MT"/>
-        </w:rPr>
-        <w:t>JCM</w:t>
-      </w:r>
-      <w:r>
-        <w:rPr>
-          <w:lang w:val="en-MT"/>
-        </w:rPr>
-        <w:t xml:space="preserve">, vol. 11, no. 22, p. 6688, Nov. 2022, </w:t>
-      </w:r>
-      <w:proofErr w:type="spellStart"/>
-      <w:r>
-        <w:rPr>
-          <w:lang w:val="en-MT"/>
-        </w:rPr>
-        <w:t>doi</w:t>
-      </w:r>
-      <w:proofErr w:type="spellEnd"/>
-      <w:r>
-        <w:rPr>
-          <w:lang w:val="en-MT"/>
-        </w:rPr>
-        <w:t xml:space="preserve">: </w:t>
-      </w:r>
-      <w:hyperlink r:id="rId6" w:history="1">
-        <w:r>
-          <w:rPr>
-            <w:rStyle w:val="Hyperlink"/>
-            <w:lang w:val="en-MT"/>
-          </w:rPr>
-          <w:t>10.3390/jcm11226688</w:t>
-        </w:r>
-      </w:hyperlink>
-      <w:r>
-        <w:rPr>
-          <w:lang w:val="en-MT"/>
-        </w:rPr>
-        <w:t>.</w:t>
-      </w:r>
-    </w:p>
-    <w:p>
-      <w:pPr>
-        <w:jc w:val="both"/>
-        <w:rPr>
-          <w:lang w:val="en-MT"/>
-        </w:rPr>
-      </w:pPr>
-      <w:r>
-        <w:rPr>
-          <w:lang w:val="en-MT"/>
-        </w:rPr>
-        <w:t>[2]</w:t>
-      </w:r>
-      <w:r>
-        <w:rPr>
-          <w:lang w:val="en-MT"/>
-        </w:rPr>
-        <w:t xml:space="preserve"> </w:t>
-      </w:r>
-      <w:r>
-        <w:rPr>
-          <w:lang w:val="en-MT"/>
-        </w:rPr>
-        <w:t xml:space="preserve">J. Esteve-Lanao, S. Del Rosso, E. Larumbe-Zabala, C. Cardona, A. Alcocer-Gamboa, and D. A. </w:t>
-      </w:r>
-      <w:proofErr w:type="spellStart"/>
-      <w:r>
-        <w:rPr>
-          <w:lang w:val="en-MT"/>
-        </w:rPr>
-        <w:t>Boullosa</w:t>
-      </w:r>
-      <w:proofErr w:type="spellEnd"/>
-      <w:r>
-        <w:rPr>
-          <w:lang w:val="en-MT"/>
-        </w:rPr>
-        <w:t xml:space="preserve">, “Predicting Recreational Runners’ Marathon Performance Time During Their Training Preparation,” </w:t>
-      </w:r>
-      <w:r>
-        <w:rPr>
-          <w:i/>
-          <w:iCs/>
-          <w:lang w:val="en-MT"/>
-        </w:rPr>
-        <w:t>Journal of Strength &amp; Conditioning Research</w:t>
-      </w:r>
-      <w:r>
-        <w:rPr>
-          <w:lang w:val="en-MT"/>
-        </w:rPr>
-        <w:t xml:space="preserve">, vol. 35, no. 11, pp. 3218–3224, Nov. 2021, </w:t>
-      </w:r>
-      <w:proofErr w:type="spellStart"/>
-      <w:r>
-        <w:rPr>
-          <w:lang w:val="en-MT"/>
-        </w:rPr>
-        <w:t>doi</w:t>
-      </w:r>
-      <w:proofErr w:type="spellEnd"/>
-      <w:r>
-        <w:rPr>
-          <w:lang w:val="en-MT"/>
-        </w:rPr>
-        <w:t xml:space="preserve">: </w:t>
-      </w:r>
-      <w:hyperlink r:id="rId7" w:history="1">
-        <w:r>
-          <w:rPr>
-            <w:rStyle w:val="Hyperlink"/>
-            <w:lang w:val="en-MT"/>
-          </w:rPr>
-          <w:t>10.1519/JSC.0000000000003199</w:t>
-        </w:r>
-      </w:hyperlink>
-      <w:r>
-        <w:rPr>
-          <w:lang w:val="en-MT"/>
-        </w:rPr>
-        <w:t>.</w:t>
-      </w:r>
-    </w:p>
-    <w:p>
-      <w:pPr>
-        <w:jc w:val="both"/>
-        <w:rPr>
-          <w:lang w:val="en-MT"/>
-        </w:rPr>
-      </w:pPr>
-      <w:r>
-        <w:rPr>
-          <w:lang w:val="en-MT"/>
-        </w:rPr>
-        <w:t>[3]</w:t>
-      </w:r>
-      <w:r>
-        <w:rPr>
-          <w:lang w:val="en-MT"/>
-        </w:rPr>
-        <w:t xml:space="preserve"> </w:t>
-      </w:r>
-      <w:r>
-        <w:rPr>
-          <w:lang w:val="en-MT"/>
-        </w:rPr>
-        <w:t xml:space="preserve">M. </w:t>
-      </w:r>
-      <w:proofErr w:type="spellStart"/>
-      <w:r>
-        <w:rPr>
-          <w:lang w:val="en-MT"/>
-        </w:rPr>
-        <w:t>Thuany</w:t>
-      </w:r>
-      <w:proofErr w:type="spellEnd"/>
-      <w:r>
-        <w:rPr>
-          <w:lang w:val="en-MT"/>
-        </w:rPr>
-        <w:t xml:space="preserve"> </w:t>
-      </w:r>
-      <w:r>
-        <w:rPr>
-          <w:i/>
-          <w:iCs/>
-          <w:lang w:val="en-MT"/>
-        </w:rPr>
-        <w:t>et al.</w:t>
-      </w:r>
-      <w:r>
-        <w:rPr>
-          <w:lang w:val="en-MT"/>
-        </w:rPr>
-        <w:t xml:space="preserve">, “An analysis of the 6-h ultra-marathon race using a machine learning approach,” </w:t>
-      </w:r>
-      <w:r>
-        <w:rPr>
-          <w:i/>
-          <w:iCs/>
-          <w:lang w:val="en-MT"/>
-        </w:rPr>
-        <w:t>Front. Sports Act. Living</w:t>
-      </w:r>
-      <w:r>
-        <w:rPr>
-          <w:lang w:val="en-MT"/>
-        </w:rPr>
-        <w:t xml:space="preserve">, vol. 7, p. 1577470, Sep. 2025, </w:t>
-      </w:r>
-      <w:proofErr w:type="spellStart"/>
-      <w:r>
-        <w:rPr>
-          <w:lang w:val="en-MT"/>
-        </w:rPr>
-        <w:t>doi</w:t>
-      </w:r>
-      <w:proofErr w:type="spellEnd"/>
-      <w:r>
-        <w:rPr>
-          <w:lang w:val="en-MT"/>
-        </w:rPr>
-        <w:t xml:space="preserve">: </w:t>
-      </w:r>
-      <w:hyperlink r:id="rId8" w:history="1">
-        <w:r>
-          <w:rPr>
-            <w:rStyle w:val="Hyperlink"/>
-            <w:lang w:val="en-MT"/>
-          </w:rPr>
-          <w:t>10.3389/fspor.2025.1577470</w:t>
-        </w:r>
-      </w:hyperlink>
-      <w:r>
-        <w:rPr>
-          <w:lang w:val="en-MT"/>
-        </w:rPr>
-        <w:t>.</w:t>
-      </w:r>
-    </w:p>
-    <w:p>
-      <w:pPr>
-        <w:jc w:val="both"/>
-        <w:rPr>
-          <w:lang w:val="en-MT"/>
-        </w:rPr>
-      </w:pPr>
-      <w:r>
-        <w:rPr>
-          <w:lang w:val="en-MT"/>
-        </w:rPr>
-        <w:t>[4]</w:t>
-      </w:r>
-      <w:r>
-        <w:rPr>
-          <w:lang w:val="en-MT"/>
-        </w:rPr>
-        <w:t xml:space="preserve"> </w:t>
-      </w:r>
-      <w:r>
-        <w:rPr>
-          <w:lang w:val="en-MT"/>
-        </w:rPr>
-        <w:t>J. Martínez-</w:t>
-      </w:r>
-      <w:proofErr w:type="spellStart"/>
-      <w:r>
-        <w:rPr>
-          <w:lang w:val="en-MT"/>
-        </w:rPr>
-        <w:t>Gramage</w:t>
-      </w:r>
-      <w:proofErr w:type="spellEnd"/>
-      <w:r>
-        <w:rPr>
-          <w:lang w:val="en-MT"/>
-        </w:rPr>
-        <w:t xml:space="preserve">, J. P. </w:t>
-      </w:r>
-      <w:proofErr w:type="spellStart"/>
-      <w:r>
-        <w:rPr>
-          <w:lang w:val="en-MT"/>
-        </w:rPr>
-        <w:t>Albiach</w:t>
-      </w:r>
-      <w:proofErr w:type="spellEnd"/>
-      <w:r>
-        <w:rPr>
-          <w:lang w:val="en-MT"/>
-        </w:rPr>
-        <w:t xml:space="preserve">, I. N. </w:t>
-      </w:r>
-      <w:proofErr w:type="spellStart"/>
-      <w:r>
-        <w:rPr>
-          <w:lang w:val="en-MT"/>
-        </w:rPr>
-        <w:t>Moltó</w:t>
-      </w:r>
-      <w:proofErr w:type="spellEnd"/>
-      <w:r>
-        <w:rPr>
-          <w:lang w:val="en-MT"/>
-        </w:rPr>
-        <w:t xml:space="preserve">, J. J. Amer-Cuenca, V. </w:t>
-      </w:r>
-      <w:proofErr w:type="spellStart"/>
-      <w:r>
-        <w:rPr>
-          <w:lang w:val="en-MT"/>
-        </w:rPr>
-        <w:t>Huesa</w:t>
-      </w:r>
-      <w:proofErr w:type="spellEnd"/>
-      <w:r>
-        <w:rPr>
-          <w:lang w:val="en-MT"/>
-        </w:rPr>
-        <w:t xml:space="preserve"> Moreno, and E. Segura-</w:t>
-      </w:r>
-      <w:proofErr w:type="spellStart"/>
-      <w:r>
-        <w:rPr>
-          <w:lang w:val="en-MT"/>
-        </w:rPr>
-        <w:t>Ortí</w:t>
-      </w:r>
-      <w:proofErr w:type="spellEnd"/>
-      <w:r>
-        <w:rPr>
-          <w:lang w:val="en-MT"/>
-        </w:rPr>
-        <w:t xml:space="preserve">, “A Random Forest Machine Learning Framework to Reduce Running Injuries in Young Triathletes,” </w:t>
-      </w:r>
-      <w:r>
-        <w:rPr>
-          <w:i/>
-          <w:iCs/>
-          <w:lang w:val="en-MT"/>
-        </w:rPr>
-        <w:t>Sensors</w:t>
-      </w:r>
-      <w:r>
-        <w:rPr>
-          <w:lang w:val="en-MT"/>
-        </w:rPr>
-        <w:t xml:space="preserve">, vol. 20, no. 21, p. 6388, Nov. 2020, </w:t>
-      </w:r>
-      <w:proofErr w:type="spellStart"/>
-      <w:r>
-        <w:rPr>
-          <w:lang w:val="en-MT"/>
-        </w:rPr>
-        <w:t>doi</w:t>
-      </w:r>
-      <w:proofErr w:type="spellEnd"/>
-      <w:r>
-        <w:rPr>
-          <w:lang w:val="en-MT"/>
-        </w:rPr>
-        <w:t xml:space="preserve">: </w:t>
-      </w:r>
-      <w:hyperlink r:id="rId9" w:history="1">
-        <w:r>
-          <w:rPr>
-            <w:rStyle w:val="Hyperlink"/>
-            <w:lang w:val="en-MT"/>
-          </w:rPr>
-          <w:t>10.3390/s20216388</w:t>
-        </w:r>
-      </w:hyperlink>
-      <w:r>
-        <w:rPr>
-          <w:lang w:val="en-MT"/>
-        </w:rPr>
-        <w:t>.</w:t>
-      </w:r>
-    </w:p>
-    <w:p>
-      <w:pPr>
-        <w:jc w:val="both"/>
-        <w:rPr>
-          <w:lang w:val="en-MT"/>
-        </w:rPr>
-      </w:pPr>
-      <w:r>
-        <w:rPr>
-          <w:lang w:val="en-MT"/>
-        </w:rPr>
-        <w:t>[5]</w:t>
-      </w:r>
-      <w:r>
-        <w:rPr>
-          <w:lang w:val="en-MT"/>
-        </w:rPr>
-        <w:t xml:space="preserve"> </w:t>
-      </w:r>
-      <w:r>
-        <w:rPr>
-          <w:lang w:val="en-MT"/>
-        </w:rPr>
-        <w:t xml:space="preserve">A. </w:t>
-      </w:r>
-      <w:proofErr w:type="spellStart"/>
-      <w:r>
-        <w:rPr>
-          <w:lang w:val="en-MT"/>
-        </w:rPr>
-        <w:t>Karahanoğlu</w:t>
-      </w:r>
-      <w:proofErr w:type="spellEnd"/>
-      <w:r>
-        <w:rPr>
-          <w:lang w:val="en-MT"/>
-        </w:rPr>
-        <w:t xml:space="preserve">, R. Gouveia, J. </w:t>
-      </w:r>
-      <w:proofErr w:type="spellStart"/>
-      <w:r>
-        <w:rPr>
-          <w:lang w:val="en-MT"/>
-        </w:rPr>
-        <w:t>Reenalda</w:t>
-      </w:r>
-      <w:proofErr w:type="spellEnd"/>
-      <w:r>
-        <w:rPr>
-          <w:lang w:val="en-MT"/>
-        </w:rPr>
-        <w:t xml:space="preserve">, and G. Ludden, “How Are Sports-Trackers Used by Runners? Running-Related Data, Personal Goals, and Self-Tracking in Running,” </w:t>
-      </w:r>
-      <w:r>
-        <w:rPr>
-          <w:i/>
-          <w:iCs/>
-          <w:lang w:val="en-MT"/>
-        </w:rPr>
-        <w:t>Sensors</w:t>
-      </w:r>
-      <w:r>
-        <w:rPr>
-          <w:lang w:val="en-MT"/>
-        </w:rPr>
-        <w:t xml:space="preserve">, vol. 21, no. 11, p. 3687, May 2021, </w:t>
-      </w:r>
-      <w:proofErr w:type="spellStart"/>
-      <w:r>
-        <w:rPr>
-          <w:lang w:val="en-MT"/>
-        </w:rPr>
-        <w:t>doi</w:t>
-      </w:r>
-      <w:proofErr w:type="spellEnd"/>
-      <w:r>
-        <w:rPr>
-          <w:lang w:val="en-MT"/>
-        </w:rPr>
-        <w:t xml:space="preserve">: </w:t>
-      </w:r>
-      <w:hyperlink r:id="rId10" w:history="1">
-        <w:r>
-          <w:rPr>
-            <w:rStyle w:val="Hyperlink"/>
-            <w:lang w:val="en-MT"/>
-          </w:rPr>
-          <w:t>10.3390/s21113687</w:t>
-        </w:r>
-      </w:hyperlink>
-      <w:r>
-        <w:rPr>
-          <w:lang w:val="en-MT"/>
-        </w:rPr>
-        <w:t>.</w:t>
-      </w:r>
-    </w:p>
-    <w:p>
-      <w:pPr>
-        <w:jc w:val="both"/>
-        <w:rPr>
-          <w:lang w:val="en-MT"/>
-        </w:rPr>
-      </w:pPr>
-      <w:r>
-        <w:rPr>
-          <w:lang w:val="en-MT"/>
-        </w:rPr>
-        <w:t>[6]</w:t>
-      </w:r>
-      <w:r>
-        <w:rPr>
-          <w:lang w:val="en-MT"/>
-        </w:rPr>
-        <w:t xml:space="preserve"> </w:t>
-      </w:r>
-      <w:r>
-        <w:rPr>
-          <w:lang w:val="en-MT"/>
-        </w:rPr>
-        <w:t xml:space="preserve">M. </w:t>
-      </w:r>
-      <w:proofErr w:type="spellStart"/>
-      <w:r>
-        <w:rPr>
-          <w:lang w:val="en-MT"/>
-        </w:rPr>
-        <w:t>Pobiruchin</w:t>
-      </w:r>
-      <w:proofErr w:type="spellEnd"/>
-      <w:r>
-        <w:rPr>
-          <w:lang w:val="en-MT"/>
-        </w:rPr>
-        <w:t xml:space="preserve">, J. </w:t>
-      </w:r>
-      <w:proofErr w:type="spellStart"/>
-      <w:r>
-        <w:rPr>
-          <w:lang w:val="en-MT"/>
-        </w:rPr>
-        <w:t>Suleder</w:t>
-      </w:r>
-      <w:proofErr w:type="spellEnd"/>
-      <w:r>
-        <w:rPr>
-          <w:lang w:val="en-MT"/>
-        </w:rPr>
-        <w:t xml:space="preserve">, R. </w:t>
-      </w:r>
-      <w:proofErr w:type="spellStart"/>
-      <w:r>
-        <w:rPr>
-          <w:lang w:val="en-MT"/>
-        </w:rPr>
-        <w:t>Zowalla</w:t>
-      </w:r>
-      <w:proofErr w:type="spellEnd"/>
-      <w:r>
-        <w:rPr>
-          <w:lang w:val="en-MT"/>
-        </w:rPr>
-        <w:t xml:space="preserve">, and M. Wiesner, “Accuracy and Adoption of Wearable Technology Used by Active Citizens: A Marathon Event Field Study,” </w:t>
-      </w:r>
-      <w:r>
-        <w:rPr>
-          <w:i/>
-          <w:iCs/>
-          <w:lang w:val="en-MT"/>
-        </w:rPr>
-        <w:t xml:space="preserve">JMIR </w:t>
-      </w:r>
-      <w:proofErr w:type="spellStart"/>
-      <w:r>
-        <w:rPr>
-          <w:i/>
-          <w:iCs/>
-          <w:lang w:val="en-MT"/>
-        </w:rPr>
-        <w:t>Mhealth</w:t>
-      </w:r>
-      <w:proofErr w:type="spellEnd"/>
-      <w:r>
-        <w:rPr>
-          <w:i/>
-          <w:iCs/>
-          <w:lang w:val="en-MT"/>
-        </w:rPr>
-        <w:t xml:space="preserve"> </w:t>
-      </w:r>
-      <w:proofErr w:type="spellStart"/>
-      <w:r>
-        <w:rPr>
-          <w:i/>
-          <w:iCs/>
-          <w:lang w:val="en-MT"/>
-        </w:rPr>
-        <w:t>Uhealth</w:t>
-      </w:r>
-      <w:proofErr w:type="spellEnd"/>
-      <w:r>
-        <w:rPr>
-          <w:lang w:val="en-MT"/>
-        </w:rPr>
-        <w:t xml:space="preserve">, vol. 5, no. 2, p. e24, Feb. 2017, </w:t>
-      </w:r>
-      <w:proofErr w:type="spellStart"/>
-      <w:r>
-        <w:rPr>
-          <w:lang w:val="en-MT"/>
-        </w:rPr>
-        <w:t>doi</w:t>
-      </w:r>
-      <w:proofErr w:type="spellEnd"/>
-      <w:r>
-        <w:rPr>
-          <w:lang w:val="en-MT"/>
-        </w:rPr>
-        <w:t xml:space="preserve">: </w:t>
-      </w:r>
-      <w:hyperlink r:id="rId11" w:history="1">
-        <w:r>
-          <w:rPr>
-            <w:rStyle w:val="Hyperlink"/>
-            <w:lang w:val="en-MT"/>
-          </w:rPr>
-          <w:t>10.2196/mhealth.6395</w:t>
-        </w:r>
-      </w:hyperlink>
-      <w:r>
-        <w:rPr>
-          <w:lang w:val="en-MT"/>
-        </w:rPr>
-        <w:t>.</w:t>
-      </w:r>
-    </w:p>
-    <w:p>
-      <w:pPr>
-        <w:jc w:val="both"/>
-        <w:rPr>
-          <w:lang w:val="en-MT"/>
-        </w:rPr>
-      </w:pPr>
-      <w:r>
-        <w:rPr>
-          <w:lang w:val="en-MT"/>
-        </w:rPr>
-        <w:t>[7]</w:t>
-      </w:r>
-      <w:r>
-        <w:rPr>
-          <w:lang w:val="en-MT"/>
-        </w:rPr>
-        <w:t xml:space="preserve"> </w:t>
-      </w:r>
-      <w:r>
-        <w:rPr>
-          <w:lang w:val="en-MT"/>
-        </w:rPr>
-        <w:t xml:space="preserve">M. S. </w:t>
-      </w:r>
-      <w:proofErr w:type="spellStart"/>
-      <w:r>
-        <w:rPr>
-          <w:lang w:val="en-MT"/>
-        </w:rPr>
-        <w:t>Sainin</w:t>
-      </w:r>
-      <w:proofErr w:type="spellEnd"/>
-      <w:r>
-        <w:rPr>
-          <w:lang w:val="en-MT"/>
-        </w:rPr>
-        <w:t xml:space="preserve">, “Regression-based Finish Time Prediction of 100km Trail Running using Structured Athlete Performance,” in </w:t>
-      </w:r>
-      <w:r>
-        <w:rPr>
-          <w:i/>
-          <w:iCs/>
-          <w:lang w:val="en-MT"/>
-        </w:rPr>
-        <w:t>2025 International Conference on Advances in Machine Intelligence, and Cybersecurity Technologies (AMICT)</w:t>
-      </w:r>
-      <w:r>
-        <w:rPr>
-          <w:lang w:val="en-MT"/>
-        </w:rPr>
-        <w:t xml:space="preserve">, Kota Kinabalu, Sabah, Malaysia: IEEE, Nov. 2025, pp. 290–295. </w:t>
-      </w:r>
-      <w:proofErr w:type="spellStart"/>
-      <w:r>
-        <w:rPr>
-          <w:lang w:val="en-MT"/>
-        </w:rPr>
-        <w:t>doi</w:t>
-      </w:r>
-      <w:proofErr w:type="spellEnd"/>
-      <w:r>
-        <w:rPr>
-          <w:lang w:val="en-MT"/>
-        </w:rPr>
-        <w:t xml:space="preserve">: </w:t>
-      </w:r>
-      <w:hyperlink r:id="rId12" w:history="1">
-        <w:r>
-          <w:rPr>
-            <w:rStyle w:val="Hyperlink"/>
-            <w:lang w:val="en-MT"/>
-          </w:rPr>
-          <w:t>10.1109/AMICT65811.2025.11402768</w:t>
-        </w:r>
-      </w:hyperlink>
-      <w:r>
-        <w:rPr>
-          <w:lang w:val="en-MT"/>
-        </w:rPr>
-        <w:t>.</w:t>
-      </w:r>
-    </w:p>
-    <w:p>
-      <w:pPr>
-        <w:jc w:val="both"/>
-        <w:rPr>
-          <w:lang w:val="en-MT"/>
-        </w:rPr>
       </w:pPr>
     </w:p>
-    <w:p>
-      <w:pPr>
-        <w:rPr>
-          <w:lang w:val="en-MT"/>
-        </w:rPr>
-      </w:pPr>
-    </w:p>
+    <w:p/>
     <w:sectPr>
       <w:headerReference w:type="default" r:id="rId13"/>
       <w:footerReference w:type="default" r:id="rId14"/>
@@ -2155,6 +2224,7 @@
   <w:style w:type="character" w:default="1" w:styleId="DefaultParagraphFont">
     <w:name w:val="Default Paragraph Font"/>
     <w:uiPriority w:val="1"/>
+    <w:semiHidden/>
     <w:unhideWhenUsed/>
   </w:style>
   <w:style w:type="table" w:default="1" w:styleId="TableNormal">

--- a/doc/miguelabela_swd63a_milestone_01.docx
+++ b/doc/miguelabela_swd63a_milestone_01.docx
@@ -1470,6 +1470,80 @@
       </w:hyperlink>
       <w:r>
         <w:t>.</w:t>
+      </w:r>
+    </w:p>
+    <w:p>
+      <w:pPr>
+        <w:spacing w:line="360" w:lineRule="auto"/>
+        <w:jc w:val="both"/>
+      </w:pPr>
+      <w:r>
+        <w:t xml:space="preserve">[8] </w:t>
+      </w:r>
+    </w:p>
+    <w:p>
+      <w:pPr>
+        <w:jc w:val="both"/>
+        <w:rPr>
+          <w:lang w:val="en-MT"/>
+        </w:rPr>
+      </w:pPr>
+      <w:r>
+        <w:rPr>
+          <w:lang w:val="en-MT"/>
+        </w:rPr>
+        <w:t>[</w:t>
+      </w:r>
+      <w:r>
+        <w:rPr>
+          <w:lang w:val="en-MT"/>
+        </w:rPr>
+        <w:t>9</w:t>
+      </w:r>
+      <w:r>
+        <w:rPr>
+          <w:lang w:val="en-MT"/>
+        </w:rPr>
+        <w:t>]</w:t>
+      </w:r>
+      <w:r>
+        <w:rPr>
+          <w:lang w:val="en-MT"/>
+        </w:rPr>
+        <w:t xml:space="preserve"> </w:t>
+      </w:r>
+      <w:r>
+        <w:rPr>
+          <w:lang w:val="en-MT"/>
+        </w:rPr>
+        <w:t xml:space="preserve">M. N. K. Saunders, P. Lewis, and A. Thornhill, </w:t>
+      </w:r>
+      <w:r>
+        <w:rPr>
+          <w:i/>
+          <w:iCs/>
+          <w:lang w:val="en-MT"/>
+        </w:rPr>
+        <w:t>Research methods for business students</w:t>
+      </w:r>
+      <w:r>
+        <w:rPr>
+          <w:lang w:val="en-MT"/>
+        </w:rPr>
+        <w:t>, Ninth edition. Harlow, England</w:t>
+      </w:r>
+      <w:r>
+        <w:rPr>
+          <w:rFonts w:ascii="Arial" w:hAnsi="Arial" w:cs="Arial"/>
+          <w:lang w:val="en-MT"/>
+        </w:rPr>
+        <w:t> </w:t>
+      </w:r>
+      <w:r>
+        <w:rPr>
+          <w:lang w:val="en-MT"/>
+        </w:rPr>
+        <w:t>; New York: Pearson, 2023.</w:t>
       </w:r>
     </w:p>
     <w:p>
@@ -2224,7 +2298,6 @@
   <w:style w:type="character" w:default="1" w:styleId="DefaultParagraphFont">
     <w:name w:val="Default Paragraph Font"/>
     <w:uiPriority w:val="1"/>
-    <w:semiHidden/>
     <w:unhideWhenUsed/>
   </w:style>
   <w:style w:type="table" w:default="1" w:styleId="TableNormal">

--- a/doc/miguelabela_swd63a_milestone_01.docx
+++ b/doc/miguelabela_swd63a_milestone_01.docx
@@ -368,7 +368,19 @@
         <w:rPr>
           <w:lang w:val="en-US"/>
         </w:rPr>
-        <w:t xml:space="preserve">The purpose of this experimental study is to investigate the use of </w:t>
+        <w:t>The purpose of this experimental study</w:t>
+      </w:r>
+      <w:r>
+        <w:rPr>
+          <w:lang w:val="en-US"/>
+        </w:rPr>
+        <w:t xml:space="preserve"> [8]</w:t>
+      </w:r>
+      <w:r>
+        <w:rPr>
+          <w:lang w:val="en-US"/>
+        </w:rPr>
+        <w:t xml:space="preserve"> is to investigate the use of </w:t>
       </w:r>
       <w:r>
         <w:rPr>
@@ -961,6 +973,97 @@
           <w:lang w:val="en-US"/>
         </w:rPr>
         <w:t>larger volumes of historical activity data (16-week training block), as this will supply the model with more comprehensive data about an individual's marathon buildup.</w:t>
+      </w:r>
+    </w:p>
+    <w:p>
+      <w:pPr>
+        <w:spacing w:line="360" w:lineRule="auto"/>
+        <w:jc w:val="both"/>
+        <w:rPr>
+          <w:lang w:val="en-US"/>
+        </w:rPr>
+      </w:pPr>
+      <w:r>
+        <w:rPr>
+          <w:lang w:val="en-US"/>
+        </w:rPr>
+        <w:t>In view of the previously indicated factors, as illustrated in Fig 1, during this research</w:t>
+      </w:r>
+      <w:r>
+        <w:rPr>
+          <w:lang w:val="en-US"/>
+        </w:rPr>
+        <w:t>…</w:t>
+      </w:r>
+    </w:p>
+    <w:p>
+      <w:pPr>
+        <w:spacing w:line="360" w:lineRule="auto"/>
+        <w:jc w:val="both"/>
+        <w:rPr>
+          <w:lang w:val="en-US"/>
+        </w:rPr>
+      </w:pPr>
+    </w:p>
+    <w:p>
+      <w:pPr>
+        <w:spacing w:line="360" w:lineRule="auto"/>
+        <w:jc w:val="both"/>
+        <w:rPr>
+          <w:lang w:val="en-US"/>
+        </w:rPr>
+      </w:pPr>
+      <w:r>
+        <w:rPr>
+          <w:noProof/>
+          <w:lang w:val="en-US"/>
+        </w:rPr>
+        <w:drawing>
+          <wp:inline distT="0" distB="0" distL="0" distR="0" wp14:anchorId="3BFF6943" wp14:editId="07BD1D98">
+            <wp:extent cx="5731510" cy="4097020"/>
+            <wp:effectExtent l="19050" t="19050" r="21590" b="17780"/>
+            <wp:docPr id="567112144" name="Picture 1"/>
+            <wp:cNvGraphicFramePr>
+              <a:graphicFrameLocks xmlns:a="http://schemas.openxmlformats.org/drawingml/2006/main" noChangeAspect="1"/>
+            </wp:cNvGraphicFramePr>
+            <a:graphic xmlns:a="http://schemas.openxmlformats.org/drawingml/2006/main">
+              <a:graphicData uri="http://schemas.openxmlformats.org/drawingml/2006/picture">
+                <pic:pic xmlns:pic="http://schemas.openxmlformats.org/drawingml/2006/picture">
+                  <pic:nvPicPr>
+                    <pic:cNvPr id="567112144" name="Picture 567112144"/>
+                    <pic:cNvPicPr/>
+                  </pic:nvPicPr>
+                  <pic:blipFill>
+                    <a:blip r:embed="rId6">
+                      <a:extLst>
+                        <a:ext uri="{28A0092B-C50C-407E-A947-70E740481C1C}">
+                          <a14:useLocalDpi xmlns:a14="http://schemas.microsoft.com/office/drawing/2010/main" val="0"/>
+                        </a:ext>
+                      </a:extLst>
+                    </a:blip>
+                    <a:stretch>
+                      <a:fillRect/>
+                    </a:stretch>
+                  </pic:blipFill>
+                  <pic:spPr>
+                    <a:xfrm>
+                      <a:off x="0" y="0"/>
+                      <a:ext cx="5731510" cy="4097020"/>
+                    </a:xfrm>
+                    <a:prstGeom prst="rect">
+                      <a:avLst/>
+                    </a:prstGeom>
+                    <a:ln>
+                      <a:solidFill>
+                        <a:schemeClr val="tx1"/>
+                      </a:solidFill>
+                    </a:ln>
+                  </pic:spPr>
+                </pic:pic>
+              </a:graphicData>
+            </a:graphic>
+          </wp:inline>
+        </w:drawing>
       </w:r>
       <w:r>
         <w:rPr>
@@ -997,47 +1100,7 @@
         <w:t xml:space="preserve"> </w:t>
       </w:r>
       <w:r>
-        <w:t xml:space="preserve">S. </w:t>
-      </w:r>
-      <w:proofErr w:type="spellStart"/>
-      <w:r>
-        <w:t>Wiecha</w:t>
-      </w:r>
-      <w:proofErr w:type="spellEnd"/>
-      <w:r>
-        <w:t xml:space="preserve">, P. S. Kasiak, I. </w:t>
-      </w:r>
-      <w:proofErr w:type="spellStart"/>
-      <w:r>
-        <w:t>Cieśliński</w:t>
-      </w:r>
-      <w:proofErr w:type="spellEnd"/>
-      <w:r>
-        <w:t xml:space="preserve">, M. Maciejczyk, A. </w:t>
-      </w:r>
-      <w:proofErr w:type="spellStart"/>
-      <w:r>
-        <w:t>Mamcarz</w:t>
-      </w:r>
-      <w:proofErr w:type="spellEnd"/>
-      <w:r>
-        <w:t xml:space="preserve">, and D. </w:t>
-      </w:r>
-      <w:proofErr w:type="spellStart"/>
-      <w:r>
-        <w:t>Śliż</w:t>
-      </w:r>
-      <w:proofErr w:type="spellEnd"/>
-      <w:r>
-        <w:t>, “</w:t>
-      </w:r>
-      <w:proofErr w:type="spellStart"/>
-      <w:r>
-        <w:t>Modeling</w:t>
-      </w:r>
-      <w:proofErr w:type="spellEnd"/>
-      <w:r>
-        <w:t xml:space="preserve"> Physiological Predictors of Running Velocity for Endurance Athletes,” </w:t>
+        <w:t xml:space="preserve">S. Wiecha, P. S. Kasiak, I. Cieśliński, M. Maciejczyk, A. Mamcarz, and D. Śliż, “Modeling Physiological Predictors of Running Velocity for Endurance Athletes,” </w:t>
       </w:r>
       <w:r>
         <w:rPr>
@@ -1047,17 +1110,9 @@
         <w:t>JCM</w:t>
       </w:r>
       <w:r>
-        <w:t xml:space="preserve">, vol. 11, no. 22, p. 6688, Nov. 2022, </w:t>
-      </w:r>
-      <w:proofErr w:type="spellStart"/>
-      <w:r>
-        <w:t>doi</w:t>
-      </w:r>
-      <w:proofErr w:type="spellEnd"/>
-      <w:r>
-        <w:t xml:space="preserve">: </w:t>
-      </w:r>
-      <w:hyperlink r:id="rId6" w:history="1">
+        <w:t xml:space="preserve">, vol. 11, no. 22, p. 6688, Nov. 2022, doi: </w:t>
+      </w:r>
+      <w:hyperlink r:id="rId7" w:history="1">
         <w:r>
           <w:rPr>
             <w:rStyle w:val="Hyperlink"/>
@@ -1081,15 +1136,7 @@
         <w:t xml:space="preserve"> </w:t>
       </w:r>
       <w:r>
-        <w:t xml:space="preserve">J. Esteve-Lanao, S. Del Rosso, E. Larumbe-Zabala, C. Cardona, A. Alcocer-Gamboa, and D. A. </w:t>
-      </w:r>
-      <w:proofErr w:type="spellStart"/>
-      <w:r>
-        <w:t>Boullosa</w:t>
-      </w:r>
-      <w:proofErr w:type="spellEnd"/>
-      <w:r>
-        <w:t xml:space="preserve">, “Predicting Recreational Runners’ Marathon Performance Time During Their Training Preparation,” </w:t>
+        <w:t xml:space="preserve">J. Esteve-Lanao, S. Del Rosso, E. Larumbe-Zabala, C. Cardona, A. Alcocer-Gamboa, and D. A. Boullosa, “Predicting Recreational Runners’ Marathon Performance Time During Their Training Preparation,” </w:t>
       </w:r>
       <w:r>
         <w:rPr>
@@ -1099,17 +1146,9 @@
         <w:t>Journal of Strength &amp; Conditioning Research</w:t>
       </w:r>
       <w:r>
-        <w:t xml:space="preserve">, vol. 35, no. 11, pp. 3218–3224, Nov. 2021, </w:t>
-      </w:r>
-      <w:proofErr w:type="spellStart"/>
-      <w:r>
-        <w:t>doi</w:t>
-      </w:r>
-      <w:proofErr w:type="spellEnd"/>
-      <w:r>
-        <w:t xml:space="preserve">: </w:t>
-      </w:r>
-      <w:hyperlink r:id="rId7" w:history="1">
+        <w:t xml:space="preserve">, vol. 35, no. 11, pp. 3218–3224, Nov. 2021, doi: </w:t>
+      </w:r>
+      <w:hyperlink r:id="rId8" w:history="1">
         <w:r>
           <w:rPr>
             <w:rStyle w:val="Hyperlink"/>
@@ -1133,15 +1172,7 @@
         <w:t xml:space="preserve"> </w:t>
       </w:r>
       <w:r>
-        <w:t xml:space="preserve">M. </w:t>
-      </w:r>
-      <w:proofErr w:type="spellStart"/>
-      <w:r>
-        <w:t>Thuany</w:t>
-      </w:r>
-      <w:proofErr w:type="spellEnd"/>
-      <w:r>
-        <w:t xml:space="preserve"> </w:t>
+        <w:t xml:space="preserve">M. Thuany </w:t>
       </w:r>
       <w:r>
         <w:rPr>
@@ -1161,17 +1192,9 @@
         <w:t>Front. Sports Act. Living</w:t>
       </w:r>
       <w:r>
-        <w:t xml:space="preserve">, vol. 7, p. 1577470, Sep. 2025, </w:t>
-      </w:r>
-      <w:proofErr w:type="spellStart"/>
-      <w:r>
-        <w:t>doi</w:t>
-      </w:r>
-      <w:proofErr w:type="spellEnd"/>
-      <w:r>
-        <w:t xml:space="preserve">: </w:t>
-      </w:r>
-      <w:hyperlink r:id="rId8" w:history="1">
+        <w:t xml:space="preserve">, vol. 7, p. 1577470, Sep. 2025, doi: </w:t>
+      </w:r>
+      <w:hyperlink r:id="rId9" w:history="1">
         <w:r>
           <w:rPr>
             <w:rStyle w:val="Hyperlink"/>
@@ -1195,47 +1218,7 @@
         <w:t xml:space="preserve"> </w:t>
       </w:r>
       <w:r>
-        <w:t>J. Martínez-</w:t>
-      </w:r>
-      <w:proofErr w:type="spellStart"/>
-      <w:r>
-        <w:t>Gramage</w:t>
-      </w:r>
-      <w:proofErr w:type="spellEnd"/>
-      <w:r>
-        <w:t xml:space="preserve">, J. P. </w:t>
-      </w:r>
-      <w:proofErr w:type="spellStart"/>
-      <w:r>
-        <w:t>Albiach</w:t>
-      </w:r>
-      <w:proofErr w:type="spellEnd"/>
-      <w:r>
-        <w:t xml:space="preserve">, I. N. </w:t>
-      </w:r>
-      <w:proofErr w:type="spellStart"/>
-      <w:r>
-        <w:t>Moltó</w:t>
-      </w:r>
-      <w:proofErr w:type="spellEnd"/>
-      <w:r>
-        <w:t xml:space="preserve">, J. J. Amer-Cuenca, V. </w:t>
-      </w:r>
-      <w:proofErr w:type="spellStart"/>
-      <w:r>
-        <w:t>Huesa</w:t>
-      </w:r>
-      <w:proofErr w:type="spellEnd"/>
-      <w:r>
-        <w:t xml:space="preserve"> Moreno, and E. Segura-</w:t>
-      </w:r>
-      <w:proofErr w:type="spellStart"/>
-      <w:r>
-        <w:t>Ortí</w:t>
-      </w:r>
-      <w:proofErr w:type="spellEnd"/>
-      <w:r>
-        <w:t xml:space="preserve">, “A Random Forest Machine Learning Framework to Reduce Running Injuries in Young Triathletes,” </w:t>
+        <w:t xml:space="preserve">J. Martínez-Gramage, J. P. Albiach, I. N. Moltó, J. J. Amer-Cuenca, V. Huesa Moreno, and E. Segura-Ortí, “A Random Forest Machine Learning Framework to Reduce Running Injuries in Young Triathletes,” </w:t>
       </w:r>
       <w:r>
         <w:rPr>
@@ -1245,17 +1228,9 @@
         <w:t>Sensors</w:t>
       </w:r>
       <w:r>
-        <w:t xml:space="preserve">, vol. 20, no. 21, p. 6388, Nov. 2020, </w:t>
-      </w:r>
-      <w:proofErr w:type="spellStart"/>
-      <w:r>
-        <w:t>doi</w:t>
-      </w:r>
-      <w:proofErr w:type="spellEnd"/>
-      <w:r>
-        <w:t xml:space="preserve">: </w:t>
-      </w:r>
-      <w:hyperlink r:id="rId9" w:history="1">
+        <w:t xml:space="preserve">, vol. 20, no. 21, p. 6388, Nov. 2020, doi: </w:t>
+      </w:r>
+      <w:hyperlink r:id="rId10" w:history="1">
         <w:r>
           <w:rPr>
             <w:rStyle w:val="Hyperlink"/>
@@ -1279,23 +1254,7 @@
         <w:t xml:space="preserve"> </w:t>
       </w:r>
       <w:r>
-        <w:t xml:space="preserve">A. </w:t>
-      </w:r>
-      <w:proofErr w:type="spellStart"/>
-      <w:r>
-        <w:t>Karahanoğlu</w:t>
-      </w:r>
-      <w:proofErr w:type="spellEnd"/>
-      <w:r>
-        <w:t xml:space="preserve">, R. Gouveia, J. </w:t>
-      </w:r>
-      <w:proofErr w:type="spellStart"/>
-      <w:r>
-        <w:t>Reenalda</w:t>
-      </w:r>
-      <w:proofErr w:type="spellEnd"/>
-      <w:r>
-        <w:t xml:space="preserve">, and G. Ludden, “How Are Sports-Trackers Used by Runners? Running-Related Data, Personal Goals, and Self-Tracking in Running,” </w:t>
+        <w:t xml:space="preserve">A. Karahanoğlu, R. Gouveia, J. Reenalda, and G. Ludden, “How Are Sports-Trackers Used by Runners? Running-Related Data, Personal Goals, and Self-Tracking in Running,” </w:t>
       </w:r>
       <w:r>
         <w:rPr>
@@ -1305,17 +1264,9 @@
         <w:t>Sensors</w:t>
       </w:r>
       <w:r>
-        <w:t xml:space="preserve">, vol. 21, no. 11, p. 3687, May 2021, </w:t>
-      </w:r>
-      <w:proofErr w:type="spellStart"/>
-      <w:r>
-        <w:t>doi</w:t>
-      </w:r>
-      <w:proofErr w:type="spellEnd"/>
-      <w:r>
-        <w:t xml:space="preserve">: </w:t>
-      </w:r>
-      <w:hyperlink r:id="rId10" w:history="1">
+        <w:t xml:space="preserve">, vol. 21, no. 11, p. 3687, May 2021, doi: </w:t>
+      </w:r>
+      <w:hyperlink r:id="rId11" w:history="1">
         <w:r>
           <w:rPr>
             <w:rStyle w:val="Hyperlink"/>
@@ -1339,76 +1290,19 @@
         <w:t xml:space="preserve"> </w:t>
       </w:r>
       <w:r>
-        <w:t xml:space="preserve">M. </w:t>
-      </w:r>
-      <w:proofErr w:type="spellStart"/>
-      <w:r>
-        <w:t>Pobiruchin</w:t>
-      </w:r>
-      <w:proofErr w:type="spellEnd"/>
-      <w:r>
-        <w:t xml:space="preserve">, J. </w:t>
-      </w:r>
-      <w:proofErr w:type="spellStart"/>
-      <w:r>
-        <w:t>Suleder</w:t>
-      </w:r>
-      <w:proofErr w:type="spellEnd"/>
-      <w:r>
-        <w:t xml:space="preserve">, R. </w:t>
-      </w:r>
-      <w:proofErr w:type="spellStart"/>
-      <w:r>
-        <w:t>Zowalla</w:t>
-      </w:r>
-      <w:proofErr w:type="spellEnd"/>
-      <w:r>
-        <w:t xml:space="preserve">, and M. Wiesner, “Accuracy and Adoption of Wearable Technology Used by Active Citizens: A Marathon Event Field Study,” </w:t>
+        <w:t xml:space="preserve">M. Pobiruchin, J. Suleder, R. Zowalla, and M. Wiesner, “Accuracy and Adoption of Wearable Technology Used by Active Citizens: A Marathon Event Field Study,” </w:t>
       </w:r>
       <w:r>
         <w:rPr>
           <w:i/>
           <w:iCs/>
         </w:rPr>
-        <w:t xml:space="preserve">JMIR </w:t>
-      </w:r>
-      <w:proofErr w:type="spellStart"/>
-      <w:r>
-        <w:rPr>
-          <w:i/>
-          <w:iCs/>
-        </w:rPr>
-        <w:t>Mhealth</w:t>
-      </w:r>
-      <w:proofErr w:type="spellEnd"/>
-      <w:r>
-        <w:rPr>
-          <w:i/>
-          <w:iCs/>
-        </w:rPr>
-        <w:t xml:space="preserve"> </w:t>
-      </w:r>
-      <w:proofErr w:type="spellStart"/>
-      <w:r>
-        <w:rPr>
-          <w:i/>
-          <w:iCs/>
-        </w:rPr>
-        <w:t>Uhealth</w:t>
-      </w:r>
-      <w:proofErr w:type="spellEnd"/>
-      <w:r>
-        <w:t xml:space="preserve">, vol. 5, no. 2, p. e24, Feb. 2017, </w:t>
-      </w:r>
-      <w:proofErr w:type="spellStart"/>
-      <w:r>
-        <w:t>doi</w:t>
-      </w:r>
-      <w:proofErr w:type="spellEnd"/>
-      <w:r>
-        <w:t xml:space="preserve">: </w:t>
-      </w:r>
-      <w:hyperlink r:id="rId11" w:history="1">
+        <w:t>JMIR Mhealth Uhealth</w:t>
+      </w:r>
+      <w:r>
+        <w:t xml:space="preserve">, vol. 5, no. 2, p. e24, Feb. 2017, doi: </w:t>
+      </w:r>
+      <w:hyperlink r:id="rId12" w:history="1">
         <w:r>
           <w:rPr>
             <w:rStyle w:val="Hyperlink"/>
@@ -1432,15 +1326,7 @@
         <w:t xml:space="preserve"> </w:t>
       </w:r>
       <w:r>
-        <w:t xml:space="preserve">M. S. </w:t>
-      </w:r>
-      <w:proofErr w:type="spellStart"/>
-      <w:r>
-        <w:t>Sainin</w:t>
-      </w:r>
-      <w:proofErr w:type="spellEnd"/>
-      <w:r>
-        <w:t xml:space="preserve">, “Regression-based Finish Time Prediction of 100km Trail Running using Structured Athlete Performance,” in </w:t>
+        <w:t xml:space="preserve">M. S. Sainin, “Regression-based Finish Time Prediction of 100km Trail Running using Structured Athlete Performance,” in </w:t>
       </w:r>
       <w:r>
         <w:rPr>
@@ -1450,17 +1336,9 @@
         <w:t>2025 International Conference on Advances in Machine Intelligence, and Cybersecurity Technologies (AMICT)</w:t>
       </w:r>
       <w:r>
-        <w:t xml:space="preserve">, Kota Kinabalu, Sabah, Malaysia: IEEE, Nov. 2025, pp. 290–295. </w:t>
-      </w:r>
-      <w:proofErr w:type="spellStart"/>
-      <w:r>
-        <w:t>doi</w:t>
-      </w:r>
-      <w:proofErr w:type="spellEnd"/>
-      <w:r>
-        <w:t xml:space="preserve">: </w:t>
-      </w:r>
-      <w:hyperlink r:id="rId12" w:history="1">
+        <w:t xml:space="preserve">, Kota Kinabalu, Sabah, Malaysia: IEEE, Nov. 2025, pp. 290–295. doi: </w:t>
+      </w:r>
+      <w:hyperlink r:id="rId13" w:history="1">
         <w:r>
           <w:rPr>
             <w:rStyle w:val="Hyperlink"/>
@@ -1476,73 +1354,73 @@
       <w:pPr>
         <w:spacing w:line="360" w:lineRule="auto"/>
         <w:jc w:val="both"/>
+        <w:rPr>
+          <w:lang w:val="en-MT"/>
+        </w:rPr>
       </w:pPr>
       <w:r>
-        <w:t xml:space="preserve">[8] </w:t>
+        <w:t>[8]</w:t>
+      </w:r>
+      <w:r>
+        <w:t xml:space="preserve"> </w:t>
+      </w:r>
+      <w:r>
+        <w:rPr>
+          <w:lang w:val="en-MT"/>
+        </w:rPr>
+        <w:t xml:space="preserve">J. W. Creswell and J. D. Creswell, </w:t>
+      </w:r>
+      <w:r>
+        <w:rPr>
+          <w:i/>
+          <w:iCs/>
+          <w:lang w:val="en-MT"/>
+        </w:rPr>
+        <w:t>Research design: qualitative, quantitative, and mixed methods approaches</w:t>
+      </w:r>
+      <w:r>
+        <w:rPr>
+          <w:lang w:val="en-MT"/>
+        </w:rPr>
+        <w:t>, Sixth edition. Los Angeles: SAGE, 2023.</w:t>
       </w:r>
     </w:p>
     <w:p>
       <w:pPr>
         <w:jc w:val="both"/>
-        <w:rPr>
-          <w:lang w:val="en-MT"/>
-        </w:rPr>
       </w:pPr>
       <w:r>
-        <w:rPr>
-          <w:lang w:val="en-MT"/>
-        </w:rPr>
         <w:t>[</w:t>
       </w:r>
       <w:r>
-        <w:rPr>
-          <w:lang w:val="en-MT"/>
-        </w:rPr>
         <w:t>9</w:t>
       </w:r>
       <w:r>
-        <w:rPr>
-          <w:lang w:val="en-MT"/>
-        </w:rPr>
         <w:t>]</w:t>
       </w:r>
       <w:r>
-        <w:rPr>
-          <w:lang w:val="en-MT"/>
-        </w:rPr>
         <w:t xml:space="preserve"> </w:t>
       </w:r>
       <w:r>
-        <w:rPr>
-          <w:lang w:val="en-MT"/>
-        </w:rPr>
         <w:t xml:space="preserve">M. N. K. Saunders, P. Lewis, and A. Thornhill, </w:t>
       </w:r>
       <w:r>
         <w:rPr>
           <w:i/>
           <w:iCs/>
-          <w:lang w:val="en-MT"/>
         </w:rPr>
         <w:t>Research methods for business students</w:t>
       </w:r>
       <w:r>
-        <w:rPr>
-          <w:lang w:val="en-MT"/>
-        </w:rPr>
         <w:t>, Ninth edition. Harlow, England</w:t>
       </w:r>
       <w:r>
         <w:rPr>
           <w:rFonts w:ascii="Arial" w:hAnsi="Arial" w:cs="Arial"/>
-          <w:lang w:val="en-MT"/>
         </w:rPr>
         <w:t> </w:t>
       </w:r>
       <w:r>
-        <w:rPr>
-          <w:lang w:val="en-MT"/>
-        </w:rPr>
         <w:t>; New York: Pearson, 2023.</w:t>
       </w:r>
     </w:p>
@@ -1553,8 +1431,8 @@
     </w:p>
     <w:p/>
     <w:sectPr>
-      <w:headerReference w:type="default" r:id="rId13"/>
-      <w:footerReference w:type="default" r:id="rId14"/>
+      <w:headerReference w:type="default" r:id="rId14"/>
+      <w:footerReference w:type="default" r:id="rId15"/>
       <w:pgSz w:w="11906" w:h="16838"/>
       <w:pgMar w:top="1440" w:right="1440" w:bottom="1440" w:left="1440" w:header="708" w:footer="708" w:gutter="0"/>
       <w:cols w:space="708"/>

--- a/doc/miguelabela_swd63a_milestone_01.docx
+++ b/doc/miguelabela_swd63a_milestone_01.docx
@@ -464,13 +464,13 @@
         <w:rPr>
           <w:lang w:val="en-US"/>
         </w:rPr>
-        <w:t xml:space="preserve">predictive </w:t>
-      </w:r>
-      <w:r>
-        <w:rPr>
-          <w:lang w:val="en-US"/>
-        </w:rPr>
-        <w:t xml:space="preserve">accuracy </w:t>
+        <w:t>predictive performance</w:t>
+      </w:r>
+      <w:r>
+        <w:rPr>
+          <w:lang w:val="en-US"/>
+        </w:rPr>
+        <w:t xml:space="preserve"> </w:t>
       </w:r>
       <w:r>
         <w:rPr>
@@ -482,7 +482,19 @@
         <w:rPr>
           <w:lang w:val="en-US"/>
         </w:rPr>
-        <w:t xml:space="preserve"> a standalone Decision Tree (DT) and a Random Forest (RF) ensemble</w:t>
+        <w:t xml:space="preserve"> Random Forest (RF) </w:t>
+      </w:r>
+      <w:r>
+        <w:rPr>
+          <w:lang w:val="en-US"/>
+        </w:rPr>
+        <w:t xml:space="preserve">and Extreme Gradient Boosting (XGBoost) regressors </w:t>
+      </w:r>
+      <w:r>
+        <w:rPr>
+          <w:lang w:val="en-US"/>
+        </w:rPr>
+        <w:t>across</w:t>
       </w:r>
       <w:r>
         <w:rPr>
@@ -494,7 +506,7 @@
         <w:rPr>
           <w:lang w:val="en-US"/>
         </w:rPr>
-        <w:t>across</w:t>
+        <w:t>diverse</w:t>
       </w:r>
       <w:r>
         <w:rPr>
@@ -506,7 +518,127 @@
         <w:rPr>
           <w:lang w:val="en-US"/>
         </w:rPr>
-        <w:t>diverse</w:t>
+        <w:t>historical data</w:t>
+      </w:r>
+      <w:r>
+        <w:rPr>
+          <w:lang w:val="en-US"/>
+        </w:rPr>
+        <w:t>.</w:t>
+      </w:r>
+      <w:r>
+        <w:rPr>
+          <w:lang w:val="en-US"/>
+        </w:rPr>
+        <w:t xml:space="preserve"> The dependent variable of this study </w:t>
+      </w:r>
+      <w:r>
+        <w:rPr>
+          <w:lang w:val="en-US"/>
+        </w:rPr>
+        <w:t xml:space="preserve">is </w:t>
+      </w:r>
+      <w:r>
+        <w:rPr>
+          <w:lang w:val="en-US"/>
+        </w:rPr>
+        <w:t xml:space="preserve">the </w:t>
+      </w:r>
+      <w:r>
+        <w:rPr>
+          <w:lang w:val="en-US"/>
+        </w:rPr>
+        <w:t>predictive performance</w:t>
+      </w:r>
+      <w:r>
+        <w:rPr>
+          <w:lang w:val="en-US"/>
+        </w:rPr>
+        <w:t xml:space="preserve"> of the ML algorithms in estimating the continuous MRT value</w:t>
+      </w:r>
+      <w:r>
+        <w:rPr>
+          <w:lang w:val="en-US"/>
+        </w:rPr>
+        <w:t xml:space="preserve">, </w:t>
+      </w:r>
+      <w:r>
+        <w:rPr>
+          <w:lang w:val="en-US"/>
+        </w:rPr>
+        <w:t xml:space="preserve">whilst the independent variables </w:t>
+      </w:r>
+      <w:r>
+        <w:rPr>
+          <w:lang w:val="en-US"/>
+        </w:rPr>
+        <w:t xml:space="preserve">will be </w:t>
+      </w:r>
+      <w:r>
+        <w:rPr>
+          <w:lang w:val="en-US"/>
+        </w:rPr>
+        <w:t xml:space="preserve">the dataset and </w:t>
+      </w:r>
+      <w:r>
+        <w:rPr>
+          <w:lang w:val="en-US"/>
+        </w:rPr>
+        <w:t xml:space="preserve">the </w:t>
+      </w:r>
+      <w:r>
+        <w:rPr>
+          <w:lang w:val="en-US"/>
+        </w:rPr>
+        <w:t>model</w:t>
+      </w:r>
+      <w:r>
+        <w:rPr>
+          <w:lang w:val="en-US"/>
+        </w:rPr>
+        <w:t xml:space="preserve"> type</w:t>
+      </w:r>
+      <w:r>
+        <w:rPr>
+          <w:lang w:val="en-US"/>
+        </w:rPr>
+        <w:t xml:space="preserve"> (</w:t>
+      </w:r>
+      <w:r>
+        <w:rPr>
+          <w:lang w:val="en-US"/>
+        </w:rPr>
+        <w:t>RF</w:t>
+      </w:r>
+      <w:r>
+        <w:rPr>
+          <w:lang w:val="en-US"/>
+        </w:rPr>
+        <w:t xml:space="preserve"> against </w:t>
+      </w:r>
+      <w:r>
+        <w:rPr>
+          <w:lang w:val="en-US"/>
+        </w:rPr>
+        <w:t>XGBoost</w:t>
+      </w:r>
+      <w:r>
+        <w:rPr>
+          <w:lang w:val="en-US"/>
+        </w:rPr>
+        <w:t>)</w:t>
+      </w:r>
+      <w:r>
+        <w:rPr>
+          <w:lang w:val="en-US"/>
+        </w:rPr>
+        <w:t xml:space="preserve">. Specifically, </w:t>
+      </w:r>
+      <w:r>
+        <w:rPr>
+          <w:lang w:val="en-US"/>
+        </w:rPr>
+        <w:t>12-week and 16-week training blocks of</w:t>
       </w:r>
       <w:r>
         <w:rPr>
@@ -518,91 +650,49 @@
         <w:rPr>
           <w:lang w:val="en-US"/>
         </w:rPr>
-        <w:t>historical data</w:t>
-      </w:r>
-      <w:r>
-        <w:rPr>
-          <w:lang w:val="en-US"/>
-        </w:rPr>
-        <w:t>.</w:t>
-      </w:r>
-      <w:r>
-        <w:rPr>
-          <w:lang w:val="en-US"/>
-        </w:rPr>
-        <w:t xml:space="preserve"> The dependent variable of this study </w:t>
-      </w:r>
-      <w:r>
-        <w:rPr>
-          <w:lang w:val="en-US"/>
-        </w:rPr>
-        <w:t xml:space="preserve">is </w:t>
-      </w:r>
-      <w:r>
-        <w:rPr>
-          <w:lang w:val="en-US"/>
-        </w:rPr>
-        <w:t>the predictive accuracy of the ML algorithms in estimating the continuous MRT value</w:t>
-      </w:r>
-      <w:r>
-        <w:rPr>
-          <w:lang w:val="en-US"/>
-        </w:rPr>
-        <w:t xml:space="preserve">, </w:t>
-      </w:r>
-      <w:r>
-        <w:rPr>
-          <w:lang w:val="en-US"/>
-        </w:rPr>
-        <w:t xml:space="preserve">whilst the independent variables </w:t>
-      </w:r>
-      <w:r>
-        <w:rPr>
-          <w:lang w:val="en-US"/>
-        </w:rPr>
-        <w:t xml:space="preserve">will be </w:t>
-      </w:r>
-      <w:r>
-        <w:rPr>
-          <w:lang w:val="en-US"/>
-        </w:rPr>
-        <w:t xml:space="preserve">the dataset and </w:t>
-      </w:r>
-      <w:r>
-        <w:rPr>
-          <w:lang w:val="en-US"/>
-        </w:rPr>
-        <w:t xml:space="preserve">the </w:t>
-      </w:r>
-      <w:r>
-        <w:rPr>
-          <w:lang w:val="en-US"/>
-        </w:rPr>
-        <w:t>model</w:t>
-      </w:r>
-      <w:r>
-        <w:rPr>
-          <w:lang w:val="en-US"/>
-        </w:rPr>
-        <w:t xml:space="preserve"> type</w:t>
-      </w:r>
-      <w:r>
-        <w:rPr>
-          <w:lang w:val="en-US"/>
-        </w:rPr>
-        <w:t xml:space="preserve"> (DT against RF)</w:t>
-      </w:r>
-      <w:r>
-        <w:rPr>
-          <w:lang w:val="en-US"/>
-        </w:rPr>
-        <w:t xml:space="preserve">. Specifically, </w:t>
-      </w:r>
-      <w:r>
-        <w:rPr>
-          <w:lang w:val="en-US"/>
-        </w:rPr>
-        <w:t>12-week and 16-week training blocks of</w:t>
+        <w:t xml:space="preserve">historical data </w:t>
+      </w:r>
+      <w:r>
+        <w:rPr>
+          <w:lang w:val="en-US"/>
+        </w:rPr>
+        <w:t>will be aggregated</w:t>
+      </w:r>
+      <w:r>
+        <w:rPr>
+          <w:lang w:val="en-US"/>
+        </w:rPr>
+        <w:t xml:space="preserve"> and used</w:t>
+      </w:r>
+      <w:r>
+        <w:rPr>
+          <w:lang w:val="en-US"/>
+        </w:rPr>
+        <w:t xml:space="preserve"> for each experiment</w:t>
+      </w:r>
+      <w:r>
+        <w:rPr>
+          <w:lang w:val="en-US"/>
+        </w:rPr>
+        <w:t xml:space="preserve">. </w:t>
+      </w:r>
+      <w:r>
+        <w:rPr>
+          <w:lang w:val="en-US"/>
+        </w:rPr>
+        <w:t>Moreover, the</w:t>
+      </w:r>
+      <w:r>
+        <w:rPr>
+          <w:lang w:val="en-US"/>
+        </w:rPr>
+        <w:t xml:space="preserve"> control variables will be </w:t>
+      </w:r>
+      <w:r>
+        <w:rPr>
+          <w:lang w:val="en-US"/>
+        </w:rPr>
+        <w:t>the dataset features, including activity metrics and</w:t>
       </w:r>
       <w:r>
         <w:rPr>
@@ -614,60 +704,6 @@
         <w:rPr>
           <w:lang w:val="en-US"/>
         </w:rPr>
-        <w:t xml:space="preserve">historical data </w:t>
-      </w:r>
-      <w:r>
-        <w:rPr>
-          <w:lang w:val="en-US"/>
-        </w:rPr>
-        <w:t>will be aggregated</w:t>
-      </w:r>
-      <w:r>
-        <w:rPr>
-          <w:lang w:val="en-US"/>
-        </w:rPr>
-        <w:t xml:space="preserve"> and used</w:t>
-      </w:r>
-      <w:r>
-        <w:rPr>
-          <w:lang w:val="en-US"/>
-        </w:rPr>
-        <w:t xml:space="preserve"> for each experiment</w:t>
-      </w:r>
-      <w:r>
-        <w:rPr>
-          <w:lang w:val="en-US"/>
-        </w:rPr>
-        <w:t xml:space="preserve">. </w:t>
-      </w:r>
-      <w:r>
-        <w:rPr>
-          <w:lang w:val="en-US"/>
-        </w:rPr>
-        <w:t>Moreover, the</w:t>
-      </w:r>
-      <w:r>
-        <w:rPr>
-          <w:lang w:val="en-US"/>
-        </w:rPr>
-        <w:t xml:space="preserve"> control variables will be </w:t>
-      </w:r>
-      <w:r>
-        <w:rPr>
-          <w:lang w:val="en-US"/>
-        </w:rPr>
-        <w:t>the dataset features, including activity metrics and</w:t>
-      </w:r>
-      <w:r>
-        <w:rPr>
-          <w:lang w:val="en-US"/>
-        </w:rPr>
-        <w:t xml:space="preserve"> </w:t>
-      </w:r>
-      <w:r>
-        <w:rPr>
-          <w:lang w:val="en-US"/>
-        </w:rPr>
         <w:t xml:space="preserve">demographic information, </w:t>
       </w:r>
       <w:r>
@@ -680,7 +716,19 @@
         <w:rPr>
           <w:lang w:val="en-US"/>
         </w:rPr>
-        <w:t>so that each ML model can make decisions on the same data.</w:t>
+        <w:t xml:space="preserve">so that each ML </w:t>
+      </w:r>
+      <w:r>
+        <w:rPr>
+          <w:lang w:val="en-US"/>
+        </w:rPr>
+        <w:t>regressor</w:t>
+      </w:r>
+      <w:r>
+        <w:rPr>
+          <w:lang w:val="en-US"/>
+        </w:rPr>
+        <w:t xml:space="preserve"> can make decisions on the same data.</w:t>
       </w:r>
       <w:r>
         <w:rPr>
@@ -803,158 +851,170 @@
         <w:rPr>
           <w:lang w:val="en-US"/>
         </w:rPr>
+        <w:t>predictive performance</w:t>
+      </w:r>
+      <w:r>
+        <w:rPr>
+          <w:lang w:val="en-US"/>
+        </w:rPr>
+        <w:t xml:space="preserve">. Furthermore, this study seeks to </w:t>
+      </w:r>
+      <w:r>
+        <w:rPr>
+          <w:lang w:val="en-US"/>
+        </w:rPr>
+        <w:t>determine</w:t>
+      </w:r>
+      <w:r>
+        <w:rPr>
+          <w:lang w:val="en-US"/>
+        </w:rPr>
+        <w:t xml:space="preserve"> </w:t>
+      </w:r>
+      <w:r>
+        <w:rPr>
+          <w:lang w:val="en-US"/>
+        </w:rPr>
+        <w:t>whether</w:t>
+      </w:r>
+      <w:r>
+        <w:rPr>
+          <w:lang w:val="en-US"/>
+        </w:rPr>
+        <w:t xml:space="preserve"> the </w:t>
+      </w:r>
+      <w:r>
+        <w:rPr>
+          <w:lang w:val="en-US"/>
+        </w:rPr>
+        <w:t>number</w:t>
+      </w:r>
+      <w:r>
+        <w:rPr>
+          <w:lang w:val="en-US"/>
+        </w:rPr>
+        <w:t xml:space="preserve"> of </w:t>
+      </w:r>
+      <w:r>
+        <w:rPr>
+          <w:lang w:val="en-US"/>
+        </w:rPr>
+        <w:t xml:space="preserve">weeks of </w:t>
+      </w:r>
+      <w:r>
+        <w:rPr>
+          <w:lang w:val="en-US"/>
+        </w:rPr>
+        <w:t xml:space="preserve">historical data </w:t>
+      </w:r>
+      <w:r>
+        <w:rPr>
+          <w:lang w:val="en-US"/>
+        </w:rPr>
+        <w:t xml:space="preserve">yields a quantifiable increase in the models’ predictive </w:t>
+      </w:r>
+      <w:r>
+        <w:rPr>
+          <w:lang w:val="en-US"/>
+        </w:rPr>
+        <w:t>performance and robustness</w:t>
+      </w:r>
+      <w:r>
+        <w:rPr>
+          <w:lang w:val="en-US"/>
+        </w:rPr>
+        <w:t>.</w:t>
+      </w:r>
+      <w:r>
+        <w:rPr>
+          <w:lang w:val="en-US"/>
+        </w:rPr>
+        <w:t xml:space="preserve"> </w:t>
+      </w:r>
+      <w:r>
+        <w:rPr>
+          <w:lang w:val="en-US"/>
+        </w:rPr>
+        <w:t>Specifically, the hypothesis of this research states that</w:t>
+      </w:r>
+      <w:r>
+        <w:rPr>
+          <w:lang w:val="en-US"/>
+        </w:rPr>
+        <w:t xml:space="preserve"> a</w:t>
+      </w:r>
+      <w:r>
+        <w:rPr>
+          <w:lang w:val="en-US"/>
+        </w:rPr>
+        <w:t xml:space="preserve">n XGBoost </w:t>
+      </w:r>
+      <w:r>
+        <w:rPr>
+          <w:lang w:val="en-US"/>
+        </w:rPr>
+        <w:t xml:space="preserve">ML </w:t>
+      </w:r>
+      <w:r>
+        <w:rPr>
+          <w:lang w:val="en-US"/>
+        </w:rPr>
+        <w:t xml:space="preserve">regressor </w:t>
+      </w:r>
+      <w:r>
+        <w:rPr>
+          <w:lang w:val="en-US"/>
+        </w:rPr>
+        <w:t>will achieve higher</w:t>
+      </w:r>
+      <w:r>
+        <w:rPr>
+          <w:lang w:val="en-US"/>
+        </w:rPr>
+        <w:t xml:space="preserve"> </w:t>
+      </w:r>
+      <w:r>
+        <w:rPr>
+          <w:lang w:val="en-US"/>
+        </w:rPr>
         <w:t xml:space="preserve">predictive </w:t>
       </w:r>
       <w:r>
         <w:rPr>
           <w:lang w:val="en-US"/>
         </w:rPr>
-        <w:t>accurac</w:t>
-      </w:r>
-      <w:r>
-        <w:rPr>
-          <w:lang w:val="en-US"/>
-        </w:rPr>
-        <w:t xml:space="preserve">y. Furthermore, this study seeks to </w:t>
-      </w:r>
-      <w:r>
-        <w:rPr>
-          <w:lang w:val="en-US"/>
-        </w:rPr>
-        <w:t>determine</w:t>
-      </w:r>
-      <w:r>
-        <w:rPr>
-          <w:lang w:val="en-US"/>
-        </w:rPr>
-        <w:t xml:space="preserve"> </w:t>
-      </w:r>
-      <w:r>
-        <w:rPr>
-          <w:lang w:val="en-US"/>
-        </w:rPr>
-        <w:t>whether</w:t>
-      </w:r>
-      <w:r>
-        <w:rPr>
-          <w:lang w:val="en-US"/>
-        </w:rPr>
-        <w:t xml:space="preserve"> the </w:t>
-      </w:r>
-      <w:r>
-        <w:rPr>
-          <w:lang w:val="en-US"/>
-        </w:rPr>
-        <w:t>number</w:t>
-      </w:r>
-      <w:r>
-        <w:rPr>
-          <w:lang w:val="en-US"/>
-        </w:rPr>
-        <w:t xml:space="preserve"> of </w:t>
-      </w:r>
-      <w:r>
-        <w:rPr>
-          <w:lang w:val="en-US"/>
-        </w:rPr>
-        <w:t xml:space="preserve">weeks of </w:t>
-      </w:r>
-      <w:r>
-        <w:rPr>
-          <w:lang w:val="en-US"/>
-        </w:rPr>
-        <w:t xml:space="preserve">historical data </w:t>
-      </w:r>
-      <w:r>
-        <w:rPr>
-          <w:lang w:val="en-US"/>
-        </w:rPr>
-        <w:t xml:space="preserve">yields a quantifiable increase in the models’ predictive </w:t>
-      </w:r>
-      <w:r>
-        <w:rPr>
-          <w:lang w:val="en-US"/>
-        </w:rPr>
-        <w:t>performance and robustness</w:t>
-      </w:r>
-      <w:r>
-        <w:rPr>
-          <w:lang w:val="en-US"/>
-        </w:rPr>
-        <w:t>.</w:t>
-      </w:r>
-      <w:r>
-        <w:rPr>
-          <w:lang w:val="en-US"/>
-        </w:rPr>
-        <w:t xml:space="preserve"> </w:t>
-      </w:r>
-      <w:r>
-        <w:rPr>
-          <w:lang w:val="en-US"/>
-        </w:rPr>
-        <w:t>Specifically, the hypothesis of this research states that</w:t>
-      </w:r>
-      <w:r>
-        <w:rPr>
-          <w:lang w:val="en-US"/>
-        </w:rPr>
-        <w:t xml:space="preserve"> a</w:t>
-      </w:r>
-      <w:r>
-        <w:rPr>
-          <w:lang w:val="en-US"/>
-        </w:rPr>
-        <w:t xml:space="preserve"> </w:t>
-      </w:r>
-      <w:r>
-        <w:rPr>
-          <w:lang w:val="en-US"/>
-        </w:rPr>
-        <w:t xml:space="preserve">Random Forest </w:t>
-      </w:r>
-      <w:r>
-        <w:rPr>
-          <w:lang w:val="en-US"/>
-        </w:rPr>
-        <w:t xml:space="preserve">ML </w:t>
-      </w:r>
-      <w:r>
-        <w:rPr>
-          <w:lang w:val="en-US"/>
-        </w:rPr>
-        <w:t>model</w:t>
-      </w:r>
-      <w:r>
-        <w:rPr>
-          <w:lang w:val="en-US"/>
-        </w:rPr>
-        <w:t xml:space="preserve"> </w:t>
-      </w:r>
-      <w:r>
-        <w:rPr>
-          <w:lang w:val="en-US"/>
-        </w:rPr>
-        <w:t>will achieve higher</w:t>
-      </w:r>
-      <w:r>
-        <w:rPr>
-          <w:lang w:val="en-US"/>
-        </w:rPr>
-        <w:t xml:space="preserve"> </w:t>
-      </w:r>
-      <w:r>
-        <w:rPr>
-          <w:lang w:val="en-US"/>
-        </w:rPr>
-        <w:t xml:space="preserve">predictive accuracy than </w:t>
-      </w:r>
-      <w:r>
-        <w:rPr>
-          <w:lang w:val="en-US"/>
-        </w:rPr>
         <w:lastRenderedPageBreak/>
-        <w:t xml:space="preserve">a standalone Decision Tree. Additionally, this model will be most </w:t>
+        <w:t>performance</w:t>
+      </w:r>
+      <w:r>
+        <w:rPr>
+          <w:lang w:val="en-US"/>
+        </w:rPr>
+        <w:t xml:space="preserve"> than </w:t>
+      </w:r>
+      <w:r>
+        <w:rPr>
+          <w:lang w:val="en-US"/>
+        </w:rPr>
+        <w:t>an RF regressor</w:t>
+      </w:r>
+      <w:r>
+        <w:rPr>
+          <w:lang w:val="en-US"/>
+        </w:rPr>
+        <w:t xml:space="preserve">. Additionally, </w:t>
+      </w:r>
+      <w:r>
+        <w:rPr>
+          <w:lang w:val="en-US"/>
+        </w:rPr>
+        <w:t>it is expected that XGBoost</w:t>
+      </w:r>
+      <w:r>
+        <w:rPr>
+          <w:lang w:val="en-US"/>
+        </w:rPr>
+        <w:t xml:space="preserve"> will be most </w:t>
       </w:r>
       <w:r>
         <w:rPr>
@@ -987,31 +1047,188 @@
         <w:rPr>
           <w:lang w:val="en-US"/>
         </w:rPr>
-        <w:t>In view of the previously indicated factors, as illustrated in Fig 1, during this research</w:t>
-      </w:r>
-      <w:r>
-        <w:rPr>
-          <w:lang w:val="en-US"/>
-        </w:rPr>
-        <w:t>…</w:t>
+        <w:t xml:space="preserve">In view of the previously </w:t>
+      </w:r>
+      <w:r>
+        <w:rPr>
+          <w:lang w:val="en-US"/>
+        </w:rPr>
+        <w:t>mentioned</w:t>
+      </w:r>
+      <w:r>
+        <w:rPr>
+          <w:lang w:val="en-US"/>
+        </w:rPr>
+        <w:t xml:space="preserve"> factors</w:t>
+      </w:r>
+      <w:r>
+        <w:rPr>
+          <w:lang w:val="en-US"/>
+        </w:rPr>
+        <w:t xml:space="preserve"> </w:t>
+      </w:r>
+      <w:r>
+        <w:rPr>
+          <w:lang w:val="en-US"/>
+        </w:rPr>
+        <w:t xml:space="preserve">and </w:t>
+      </w:r>
+      <w:r>
+        <w:rPr>
+          <w:lang w:val="en-US"/>
+        </w:rPr>
+        <w:t>as illustrated in Fig</w:t>
+      </w:r>
+      <w:r>
+        <w:rPr>
+          <w:lang w:val="en-US"/>
+        </w:rPr>
+        <w:t>.</w:t>
+      </w:r>
+      <w:r>
+        <w:rPr>
+          <w:lang w:val="en-US"/>
+        </w:rPr>
+        <w:t xml:space="preserve"> 1, </w:t>
+      </w:r>
+      <w:r>
+        <w:rPr>
+          <w:lang w:val="en-US"/>
+        </w:rPr>
+        <w:t>a positivist philosophy will be adopted</w:t>
+      </w:r>
+      <w:r>
+        <w:rPr>
+          <w:lang w:val="en-US"/>
+        </w:rPr>
+        <w:t xml:space="preserve"> </w:t>
+      </w:r>
+      <w:r>
+        <w:rPr>
+          <w:lang w:val="en-US"/>
+        </w:rPr>
+        <w:t>as</w:t>
+      </w:r>
+      <w:r>
+        <w:rPr>
+          <w:lang w:val="en-US"/>
+        </w:rPr>
+        <w:t xml:space="preserve"> </w:t>
+      </w:r>
+      <w:r>
+        <w:rPr>
+          <w:lang w:val="en-US"/>
+        </w:rPr>
+        <w:t xml:space="preserve">this study is highly focused on gathering </w:t>
+      </w:r>
+      <w:r>
+        <w:rPr>
+          <w:lang w:val="en-US"/>
+        </w:rPr>
+        <w:t>quantifiable outcomes (</w:t>
+      </w:r>
+      <w:r>
+        <w:rPr>
+          <w:lang w:val="en-US"/>
+        </w:rPr>
+        <w:t>predictive performance</w:t>
+      </w:r>
+      <w:r>
+        <w:rPr>
+          <w:lang w:val="en-US"/>
+        </w:rPr>
+        <w:t>) and continuous values (the MRT). A deductive approach will be implemented because a hypothesis has been established, and the study is designed to prove or disprove it.</w:t>
+      </w:r>
+      <w:r>
+        <w:rPr>
+          <w:lang w:val="en-US"/>
+        </w:rPr>
+        <w:t xml:space="preserve"> In addition, an experimental strategy will be conducted, given that the research has a dependent variable (accuracy), two independent variables (model type and timeframe of historical data), and various control variables to ensure an unbiased investigation. </w:t>
+      </w:r>
+      <w:r>
+        <w:rPr>
+          <w:lang w:val="en-US"/>
+        </w:rPr>
+        <w:t xml:space="preserve">Thus, </w:t>
+      </w:r>
+      <w:r>
+        <w:rPr>
+          <w:lang w:val="en-US"/>
+        </w:rPr>
+        <w:t xml:space="preserve">a </w:t>
+      </w:r>
+      <w:r>
+        <w:rPr>
+          <w:lang w:val="en-US"/>
+        </w:rPr>
+        <w:t>mono-method quantitative research</w:t>
+      </w:r>
+      <w:r>
+        <w:rPr>
+          <w:lang w:val="en-US"/>
+        </w:rPr>
+        <w:t xml:space="preserve"> choice</w:t>
+      </w:r>
+      <w:r>
+        <w:rPr>
+          <w:lang w:val="en-US"/>
+        </w:rPr>
+        <w:t xml:space="preserve"> will be adhered to, as no surveys, interviews, or questionnaires will be held. It will </w:t>
+      </w:r>
+      <w:r>
+        <w:rPr>
+          <w:lang w:val="en-US"/>
+        </w:rPr>
+        <w:t>depend exclusively</w:t>
+      </w:r>
+      <w:r>
+        <w:rPr>
+          <w:lang w:val="en-US"/>
+        </w:rPr>
+        <w:t xml:space="preserve"> on an open-source dataset </w:t>
+      </w:r>
+      <w:r>
+        <w:rPr>
+          <w:lang w:val="en-US"/>
+        </w:rPr>
+        <w:t xml:space="preserve">as input </w:t>
+      </w:r>
+      <w:r>
+        <w:rPr>
+          <w:lang w:val="en-US"/>
+        </w:rPr>
+        <w:t>and values obtained from different experiments</w:t>
+      </w:r>
+      <w:r>
+        <w:rPr>
+          <w:lang w:val="en-US"/>
+        </w:rPr>
+        <w:t xml:space="preserve"> as output</w:t>
+      </w:r>
+      <w:r>
+        <w:rPr>
+          <w:lang w:val="en-US"/>
+        </w:rPr>
+        <w:t>.</w:t>
+      </w:r>
+      <w:r>
+        <w:rPr>
+          <w:lang w:val="en-US"/>
+        </w:rPr>
+        <w:t xml:space="preserve"> </w:t>
+      </w:r>
+      <w:r>
+        <w:rPr>
+          <w:lang w:val="en-US"/>
+        </w:rPr>
+        <w:t>Consequently, although the dataset encompasses a period of time, a cross-sectional time horizon will be utilized. This is because the experiments will leverage a snapshot of aggregated data, rather than monitoring athletes during a specific training block.</w:t>
       </w:r>
     </w:p>
     <w:p>
       <w:pPr>
+        <w:keepNext/>
         <w:spacing w:line="360" w:lineRule="auto"/>
         <w:jc w:val="both"/>
-        <w:rPr>
-          <w:lang w:val="en-US"/>
-        </w:rPr>
-      </w:pPr>
-    </w:p>
-    <w:p>
-      <w:pPr>
-        <w:spacing w:line="360" w:lineRule="auto"/>
-        <w:jc w:val="both"/>
-        <w:rPr>
-          <w:lang w:val="en-US"/>
-        </w:rPr>
       </w:pPr>
       <w:r>
         <w:rPr>
@@ -1065,6 +1282,35 @@
           </wp:inline>
         </w:drawing>
       </w:r>
+    </w:p>
+    <w:p>
+      <w:pPr>
+        <w:pStyle w:val="Caption"/>
+        <w:jc w:val="center"/>
+      </w:pPr>
+      <w:r>
+        <w:t xml:space="preserve">Figure </w:t>
+      </w:r>
+      <w:fldSimple w:instr=" SEQ Figure \* ARABIC ">
+        <w:r>
+          <w:rPr>
+            <w:noProof/>
+          </w:rPr>
+          <w:t>1</w:t>
+        </w:r>
+      </w:fldSimple>
+      <w:r>
+        <w:t xml:space="preserve"> The Research Onion - Adopted from [9]</w:t>
+      </w:r>
+    </w:p>
+    <w:p>
+      <w:pPr>
+        <w:spacing w:line="360" w:lineRule="auto"/>
+        <w:jc w:val="both"/>
+        <w:rPr>
+          <w:lang w:val="en-US"/>
+        </w:rPr>
+      </w:pPr>
       <w:r>
         <w:rPr>
           <w:lang w:val="en-US"/>
@@ -1354,9 +1600,6 @@
       <w:pPr>
         <w:spacing w:line="360" w:lineRule="auto"/>
         <w:jc w:val="both"/>
-        <w:rPr>
-          <w:lang w:val="en-MT"/>
-        </w:rPr>
       </w:pPr>
       <w:r>
         <w:t>[8]</w:t>
@@ -1365,23 +1608,16 @@
         <w:t xml:space="preserve"> </w:t>
       </w:r>
       <w:r>
-        <w:rPr>
-          <w:lang w:val="en-MT"/>
-        </w:rPr>
         <w:t xml:space="preserve">J. W. Creswell and J. D. Creswell, </w:t>
       </w:r>
       <w:r>
         <w:rPr>
           <w:i/>
           <w:iCs/>
-          <w:lang w:val="en-MT"/>
         </w:rPr>
         <w:t>Research design: qualitative, quantitative, and mixed methods approaches</w:t>
       </w:r>
       <w:r>
-        <w:rPr>
-          <w:lang w:val="en-MT"/>
-        </w:rPr>
         <w:t>, Sixth edition. Los Angeles: SAGE, 2023.</w:t>
       </w:r>
     </w:p>
@@ -2176,6 +2412,7 @@
   <w:style w:type="character" w:default="1" w:styleId="DefaultParagraphFont">
     <w:name w:val="Default Paragraph Font"/>
     <w:uiPriority w:val="1"/>
+    <w:semiHidden/>
     <w:unhideWhenUsed/>
   </w:style>
   <w:style w:type="table" w:default="1" w:styleId="TableNormal">
@@ -2565,6 +2802,26 @@
     <w:rPr>
       <w:color w:val="605E5C"/>
       <w:shd w:val="clear" w:color="auto" w:fill="E1DFDD"/>
+    </w:rPr>
+  </w:style>
+  <w:style w:type="paragraph" w:styleId="Caption">
+    <w:name w:val="caption"/>
+    <w:basedOn w:val="Normal"/>
+    <w:next w:val="Normal"/>
+    <w:uiPriority w:val="35"/>
+    <w:semiHidden/>
+    <w:unhideWhenUsed/>
+    <w:qFormat/>
+    <w:rsid w:val="00A91EB0"/>
+    <w:pPr>
+      <w:spacing w:after="200" w:line="240" w:lineRule="auto"/>
+    </w:pPr>
+    <w:rPr>
+      <w:i/>
+      <w:iCs/>
+      <w:color w:val="0E2841" w:themeColor="text2"/>
+      <w:sz w:val="18"/>
+      <w:szCs w:val="18"/>
     </w:rPr>
   </w:style>
 </w:styles>
